--- a/New HSSE Management System 2026/Templates/01-DAN-TMP-HSE-000013__Jun_2026_REV01_Emergency_Drill_Evaluation_Form.docx
+++ b/New HSSE Management System 2026/Templates/01-DAN-TMP-HSE-000013__Jun_2026_REV01_Emergency_Drill_Evaluation_Form.docx
@@ -26,14 +26,14 @@
             <w:pPr>
               <w:jc w:val="center"/>
               <w:rPr>
-                <w:rFonts w:ascii="Cairo" w:hAnsi="Cairo" w:cs="Cairo"/>
-                <w:sz w:val="18"/>
-                <w:szCs w:val="18"/>
-              </w:rPr>
-            </w:pPr>
-            <w:r>
-              <w:rPr>
-                <w:rFonts w:ascii="Cairo" w:hAnsi="Cairo" w:cs="Cairo"/>
+                <w:rFonts w:ascii="Tahoma" w:hAnsi="Tahoma" w:cs="Tahoma"/>
+                <w:sz w:val="18"/>
+                <w:szCs w:val="18"/>
+              </w:rPr>
+            </w:pPr>
+            <w:r>
+              <w:rPr>
+                <w:rFonts w:ascii="Tahoma" w:hAnsi="Tahoma" w:cs="Tahoma"/>
                 <w:bCs/>
                 <w:noProof/>
                 <w:sz w:val="18"/>
@@ -90,7 +90,7 @@
           <w:p>
             <w:pPr>
               <w:rPr>
-                <w:rFonts w:ascii="Cairo" w:hAnsi="Cairo" w:cs="Cairo"/>
+                <w:rFonts w:ascii="Tahoma" w:hAnsi="Tahoma" w:cs="Tahoma"/>
                 <w:sz w:val="18"/>
                 <w:szCs w:val="18"/>
               </w:rPr>
@@ -104,14 +104,14 @@
           <w:p>
             <w:pPr>
               <w:rPr>
-                <w:rFonts w:ascii="Cairo" w:hAnsi="Cairo" w:cs="Cairo"/>
-                <w:sz w:val="18"/>
-                <w:szCs w:val="18"/>
-              </w:rPr>
-            </w:pPr>
-            <w:r>
-              <w:rPr>
-                <w:rFonts w:ascii="Cairo" w:hAnsi="Cairo" w:cs="Cairo"/>
+                <w:rFonts w:ascii="Tahoma" w:hAnsi="Tahoma" w:cs="Tahoma"/>
+                <w:sz w:val="18"/>
+                <w:szCs w:val="18"/>
+              </w:rPr>
+            </w:pPr>
+            <w:r>
+              <w:rPr>
+                <w:rFonts w:ascii="Tahoma" w:hAnsi="Tahoma" w:cs="Tahoma"/>
                 <w:noProof/>
                 <w:highlight w:val="yellow"/>
               </w:rPr>
@@ -126,14 +126,14 @@
           <w:p>
             <w:pPr>
               <w:rPr>
-                <w:rFonts w:ascii="Cairo" w:hAnsi="Cairo" w:cs="Cairo"/>
-                <w:sz w:val="18"/>
-                <w:szCs w:val="18"/>
-              </w:rPr>
-            </w:pPr>
-            <w:r>
-              <w:rPr>
-                <w:rFonts w:ascii="Cairo" w:hAnsi="Cairo" w:cs="Cairo"/>
+                <w:rFonts w:ascii="Tahoma" w:hAnsi="Tahoma" w:cs="Tahoma"/>
+                <w:sz w:val="18"/>
+                <w:szCs w:val="18"/>
+              </w:rPr>
+            </w:pPr>
+            <w:r>
+              <w:rPr>
+                <w:rFonts w:ascii="Tahoma" w:hAnsi="Tahoma" w:cs="Tahoma"/>
                 <w:noProof/>
                 <w:highlight w:val="yellow"/>
               </w:rPr>
@@ -154,15 +154,15 @@
           <w:p>
             <w:pPr>
               <w:rPr>
-                <w:rFonts w:ascii="Cairo" w:hAnsi="Cairo" w:cs="Cairo"/>
-                <w:color w:val="FFFFFF" w:themeColor="background1"/>
-                <w:sz w:val="18"/>
-                <w:szCs w:val="18"/>
-              </w:rPr>
-            </w:pPr>
-            <w:r>
-              <w:rPr>
-                <w:rFonts w:ascii="Cairo" w:hAnsi="Cairo" w:cs="Cairo"/>
+                <w:rFonts w:ascii="Tahoma" w:hAnsi="Tahoma" w:cs="Tahoma"/>
+                <w:color w:val="FFFFFF" w:themeColor="background1"/>
+                <w:sz w:val="18"/>
+                <w:szCs w:val="18"/>
+              </w:rPr>
+            </w:pPr>
+            <w:r>
+              <w:rPr>
+                <w:rFonts w:ascii="Tahoma" w:hAnsi="Tahoma" w:cs="Tahoma"/>
                 <w:color w:val="FFFFFF" w:themeColor="background1"/>
                 <w:sz w:val="18"/>
                 <w:szCs w:val="18"/>
@@ -179,7 +179,7 @@
           <w:p>
             <w:pPr>
               <w:rPr>
-                <w:rFonts w:ascii="Cairo" w:hAnsi="Cairo" w:cs="Cairo"/>
+                <w:rFonts w:ascii="Tahoma" w:hAnsi="Tahoma" w:cs="Tahoma"/>
                 <w:color w:val="FFFFFF" w:themeColor="background1"/>
                 <w:sz w:val="18"/>
                 <w:szCs w:val="18"/>
@@ -195,15 +195,15 @@
           <w:p>
             <w:pPr>
               <w:rPr>
-                <w:rFonts w:ascii="Cairo" w:hAnsi="Cairo" w:cs="Cairo"/>
-                <w:color w:val="FFFFFF" w:themeColor="background1"/>
-                <w:sz w:val="18"/>
-                <w:szCs w:val="18"/>
-              </w:rPr>
-            </w:pPr>
-            <w:r>
-              <w:rPr>
-                <w:rFonts w:ascii="Cairo" w:hAnsi="Cairo" w:cs="Cairo"/>
+                <w:rFonts w:ascii="Tahoma" w:hAnsi="Tahoma" w:cs="Tahoma"/>
+                <w:color w:val="FFFFFF" w:themeColor="background1"/>
+                <w:sz w:val="18"/>
+                <w:szCs w:val="18"/>
+              </w:rPr>
+            </w:pPr>
+            <w:r>
+              <w:rPr>
+                <w:rFonts w:ascii="Tahoma" w:hAnsi="Tahoma" w:cs="Tahoma"/>
                 <w:color w:val="FFFFFF" w:themeColor="background1"/>
                 <w:sz w:val="18"/>
                 <w:szCs w:val="18"/>
@@ -220,15 +220,15 @@
           <w:p>
             <w:pPr>
               <w:rPr>
-                <w:rFonts w:ascii="Cairo" w:hAnsi="Cairo" w:cs="Cairo"/>
-                <w:color w:val="FFFFFF" w:themeColor="background1"/>
-                <w:sz w:val="18"/>
-                <w:szCs w:val="18"/>
-              </w:rPr>
-            </w:pPr>
-            <w:r>
-              <w:rPr>
-                <w:rFonts w:ascii="Cairo" w:hAnsi="Cairo" w:cs="Cairo"/>
+                <w:rFonts w:ascii="Tahoma" w:hAnsi="Tahoma" w:cs="Tahoma"/>
+                <w:color w:val="FFFFFF" w:themeColor="background1"/>
+                <w:sz w:val="18"/>
+                <w:szCs w:val="18"/>
+              </w:rPr>
+            </w:pPr>
+            <w:r>
+              <w:rPr>
+                <w:rFonts w:ascii="Tahoma" w:hAnsi="Tahoma" w:cs="Tahoma"/>
                 <w:color w:val="FFFFFF" w:themeColor="background1"/>
                 <w:sz w:val="18"/>
                 <w:szCs w:val="18"/>
@@ -249,14 +249,14 @@
           <w:p>
             <w:pPr>
               <w:rPr>
-                <w:rFonts w:ascii="Cairo" w:hAnsi="Cairo" w:cs="Cairo"/>
-                <w:sz w:val="18"/>
-                <w:szCs w:val="18"/>
-              </w:rPr>
-            </w:pPr>
-            <w:r>
-              <w:rPr>
-                <w:rFonts w:ascii="Cairo" w:hAnsi="Cairo" w:cs="Cairo"/>
+                <w:rFonts w:ascii="Tahoma" w:hAnsi="Tahoma" w:cs="Tahoma"/>
+                <w:sz w:val="18"/>
+                <w:szCs w:val="18"/>
+              </w:rPr>
+            </w:pPr>
+            <w:r>
+              <w:rPr>
+                <w:rFonts w:ascii="Tahoma" w:hAnsi="Tahoma" w:cs="Tahoma"/>
                 <w:sz w:val="18"/>
                 <w:szCs w:val="18"/>
               </w:rPr>
@@ -271,7 +271,7 @@
           <w:p>
             <w:pPr>
               <w:rPr>
-                <w:rFonts w:ascii="Cairo" w:hAnsi="Cairo" w:cs="Cairo"/>
+                <w:rFonts w:ascii="Tahoma" w:hAnsi="Tahoma" w:cs="Tahoma"/>
                 <w:sz w:val="18"/>
                 <w:szCs w:val="18"/>
               </w:rPr>
@@ -285,7 +285,7 @@
           <w:p>
             <w:pPr>
               <w:rPr>
-                <w:rFonts w:ascii="Cairo" w:hAnsi="Cairo" w:cs="Cairo"/>
+                <w:rFonts w:ascii="Tahoma" w:hAnsi="Tahoma" w:cs="Tahoma"/>
                 <w:sz w:val="18"/>
                 <w:szCs w:val="18"/>
               </w:rPr>
@@ -299,7 +299,7 @@
           <w:p>
             <w:pPr>
               <w:rPr>
-                <w:rFonts w:ascii="Cairo" w:hAnsi="Cairo" w:cs="Cairo"/>
+                <w:rFonts w:ascii="Tahoma" w:hAnsi="Tahoma" w:cs="Tahoma"/>
                 <w:sz w:val="18"/>
                 <w:szCs w:val="18"/>
               </w:rPr>
@@ -335,15 +335,15 @@
             <w:pPr>
               <w:jc w:val="center"/>
               <w:rPr>
-                <w:rFonts w:ascii="Cairo" w:eastAsia="Calibri" w:hAnsi="Cairo" w:cs="Cairo"/>
-                <w:color w:val="FFFFFF" w:themeColor="background1"/>
-                <w:sz w:val="18"/>
-                <w:szCs w:val="18"/>
-              </w:rPr>
-            </w:pPr>
-            <w:r>
-              <w:rPr>
-                <w:rFonts w:ascii="Cairo" w:eastAsia="Calibri" w:hAnsi="Cairo" w:cs="Cairo"/>
+                <w:rFonts w:ascii="Tahoma" w:eastAsia="Tahoma" w:hAnsi="Tahoma" w:cs="Tahoma"/>
+                <w:color w:val="FFFFFF" w:themeColor="background1"/>
+                <w:sz w:val="18"/>
+                <w:szCs w:val="18"/>
+              </w:rPr>
+            </w:pPr>
+            <w:r>
+              <w:rPr>
+                <w:rFonts w:ascii="Tahoma" w:eastAsia="Tahoma" w:hAnsi="Tahoma" w:cs="Tahoma"/>
                 <w:color w:val="FFFFFF" w:themeColor="background1"/>
                 <w:sz w:val="18"/>
                 <w:szCs w:val="18"/>
@@ -361,7 +361,7 @@
             <w:pPr>
               <w:jc w:val="center"/>
               <w:rPr>
-                <w:rFonts w:ascii="Cairo" w:eastAsia="Calibri" w:hAnsi="Cairo" w:cs="Cairo"/>
+                <w:rFonts w:ascii="Tahoma" w:eastAsia="Tahoma" w:hAnsi="Tahoma" w:cs="Tahoma"/>
                 <w:sz w:val="18"/>
                 <w:szCs w:val="18"/>
               </w:rPr>
@@ -378,15 +378,15 @@
             <w:pPr>
               <w:jc w:val="center"/>
               <w:rPr>
-                <w:rFonts w:ascii="Cairo" w:eastAsia="Calibri" w:hAnsi="Cairo" w:cs="Cairo"/>
-                <w:color w:val="FFFFFF" w:themeColor="background1"/>
-                <w:sz w:val="18"/>
-                <w:szCs w:val="18"/>
-              </w:rPr>
-            </w:pPr>
-            <w:r>
-              <w:rPr>
-                <w:rFonts w:ascii="Cairo" w:eastAsia="Calibri" w:hAnsi="Cairo" w:cs="Cairo"/>
+                <w:rFonts w:ascii="Tahoma" w:eastAsia="Tahoma" w:hAnsi="Tahoma" w:cs="Tahoma"/>
+                <w:color w:val="FFFFFF" w:themeColor="background1"/>
+                <w:sz w:val="18"/>
+                <w:szCs w:val="18"/>
+              </w:rPr>
+            </w:pPr>
+            <w:r>
+              <w:rPr>
+                <w:rFonts w:ascii="Tahoma" w:eastAsia="Tahoma" w:hAnsi="Tahoma" w:cs="Tahoma"/>
                 <w:color w:val="FFFFFF" w:themeColor="background1"/>
                 <w:sz w:val="18"/>
                 <w:szCs w:val="18"/>
@@ -403,7 +403,7 @@
           <w:p>
             <w:pPr>
               <w:rPr>
-                <w:rFonts w:ascii="Cairo" w:eastAsia="Calibri" w:hAnsi="Cairo" w:cs="Cairo"/>
+                <w:rFonts w:ascii="Tahoma" w:eastAsia="Tahoma" w:hAnsi="Tahoma" w:cs="Tahoma"/>
                 <w:sz w:val="18"/>
                 <w:szCs w:val="18"/>
               </w:rPr>
@@ -425,15 +425,15 @@
             <w:pPr>
               <w:jc w:val="center"/>
               <w:rPr>
-                <w:rFonts w:ascii="Cairo" w:eastAsia="Calibri" w:hAnsi="Cairo" w:cs="Cairo"/>
-                <w:color w:val="FFFFFF" w:themeColor="background1"/>
-                <w:sz w:val="18"/>
-                <w:szCs w:val="18"/>
-              </w:rPr>
-            </w:pPr>
-            <w:r>
-              <w:rPr>
-                <w:rFonts w:ascii="Cairo" w:eastAsia="Calibri" w:hAnsi="Cairo" w:cs="Cairo"/>
+                <w:rFonts w:ascii="Tahoma" w:eastAsia="Tahoma" w:hAnsi="Tahoma" w:cs="Tahoma"/>
+                <w:color w:val="FFFFFF" w:themeColor="background1"/>
+                <w:sz w:val="18"/>
+                <w:szCs w:val="18"/>
+              </w:rPr>
+            </w:pPr>
+            <w:r>
+              <w:rPr>
+                <w:rFonts w:ascii="Tahoma" w:eastAsia="Tahoma" w:hAnsi="Tahoma" w:cs="Tahoma"/>
                 <w:color w:val="FFFFFF" w:themeColor="background1"/>
                 <w:sz w:val="18"/>
                 <w:szCs w:val="18"/>
@@ -450,7 +450,7 @@
           <w:p>
             <w:pPr>
               <w:rPr>
-                <w:rFonts w:ascii="Cairo" w:eastAsia="Calibri" w:hAnsi="Cairo" w:cs="Cairo"/>
+                <w:rFonts w:ascii="Tahoma" w:eastAsia="Tahoma" w:hAnsi="Tahoma" w:cs="Tahoma"/>
                 <w:sz w:val="18"/>
                 <w:szCs w:val="18"/>
                 <w:rtl/>
@@ -468,15 +468,15 @@
             <w:pPr>
               <w:jc w:val="center"/>
               <w:rPr>
-                <w:rFonts w:ascii="Cairo" w:eastAsia="Calibri" w:hAnsi="Cairo" w:cs="Cairo"/>
-                <w:color w:val="FFFFFF" w:themeColor="background1"/>
-                <w:sz w:val="18"/>
-                <w:szCs w:val="18"/>
-              </w:rPr>
-            </w:pPr>
-            <w:r>
-              <w:rPr>
-                <w:rFonts w:ascii="Cairo" w:eastAsia="Calibri" w:hAnsi="Cairo" w:cs="Cairo"/>
+                <w:rFonts w:ascii="Tahoma" w:eastAsia="Tahoma" w:hAnsi="Tahoma" w:cs="Tahoma"/>
+                <w:color w:val="FFFFFF" w:themeColor="background1"/>
+                <w:sz w:val="18"/>
+                <w:szCs w:val="18"/>
+              </w:rPr>
+            </w:pPr>
+            <w:r>
+              <w:rPr>
+                <w:rFonts w:ascii="Tahoma" w:eastAsia="Tahoma" w:hAnsi="Tahoma" w:cs="Tahoma"/>
                 <w:color w:val="FFFFFF" w:themeColor="background1"/>
                 <w:sz w:val="18"/>
                 <w:szCs w:val="18"/>
@@ -494,7 +494,7 @@
             <w:pPr>
               <w:jc w:val="center"/>
               <w:rPr>
-                <w:rFonts w:ascii="Cairo" w:eastAsia="Calibri" w:hAnsi="Cairo" w:cs="Cairo"/>
+                <w:rFonts w:ascii="Tahoma" w:eastAsia="Tahoma" w:hAnsi="Tahoma" w:cs="Tahoma"/>
                 <w:sz w:val="18"/>
                 <w:szCs w:val="18"/>
               </w:rPr>
@@ -516,15 +516,15 @@
             <w:pPr>
               <w:jc w:val="center"/>
               <w:rPr>
-                <w:rFonts w:ascii="Cairo" w:eastAsia="Calibri" w:hAnsi="Cairo" w:cs="Cairo"/>
-                <w:color w:val="FFFFFF" w:themeColor="background1"/>
-                <w:sz w:val="18"/>
-                <w:szCs w:val="18"/>
-              </w:rPr>
-            </w:pPr>
-            <w:r>
-              <w:rPr>
-                <w:rFonts w:ascii="Cairo" w:eastAsia="Calibri" w:hAnsi="Cairo" w:cs="Cairo"/>
+                <w:rFonts w:ascii="Tahoma" w:eastAsia="Tahoma" w:hAnsi="Tahoma" w:cs="Tahoma"/>
+                <w:color w:val="FFFFFF" w:themeColor="background1"/>
+                <w:sz w:val="18"/>
+                <w:szCs w:val="18"/>
+              </w:rPr>
+            </w:pPr>
+            <w:r>
+              <w:rPr>
+                <w:rFonts w:ascii="Tahoma" w:eastAsia="Tahoma" w:hAnsi="Tahoma" w:cs="Tahoma"/>
                 <w:color w:val="FFFFFF" w:themeColor="background1"/>
                 <w:sz w:val="18"/>
                 <w:szCs w:val="18"/>
@@ -541,7 +541,7 @@
           <w:p>
             <w:pPr>
               <w:rPr>
-                <w:rFonts w:ascii="Cairo" w:eastAsia="Calibri" w:hAnsi="Cairo" w:cs="Cairo"/>
+                <w:rFonts w:ascii="Tahoma" w:eastAsia="Tahoma" w:hAnsi="Tahoma" w:cs="Tahoma"/>
                 <w:sz w:val="18"/>
                 <w:szCs w:val="18"/>
               </w:rPr>
@@ -558,15 +558,15 @@
             <w:pPr>
               <w:jc w:val="center"/>
               <w:rPr>
-                <w:rFonts w:ascii="Cairo" w:eastAsia="Calibri" w:hAnsi="Cairo" w:cs="Cairo"/>
-                <w:color w:val="FFFFFF" w:themeColor="background1"/>
-                <w:sz w:val="18"/>
-                <w:szCs w:val="18"/>
-              </w:rPr>
-            </w:pPr>
-            <w:r>
-              <w:rPr>
-                <w:rFonts w:ascii="Cairo" w:eastAsia="Calibri" w:hAnsi="Cairo" w:cs="Cairo"/>
+                <w:rFonts w:ascii="Tahoma" w:eastAsia="Tahoma" w:hAnsi="Tahoma" w:cs="Tahoma"/>
+                <w:color w:val="FFFFFF" w:themeColor="background1"/>
+                <w:sz w:val="18"/>
+                <w:szCs w:val="18"/>
+              </w:rPr>
+            </w:pPr>
+            <w:r>
+              <w:rPr>
+                <w:rFonts w:ascii="Tahoma" w:eastAsia="Tahoma" w:hAnsi="Tahoma" w:cs="Tahoma"/>
                 <w:color w:val="FFFFFF" w:themeColor="background1"/>
                 <w:sz w:val="18"/>
                 <w:szCs w:val="18"/>
@@ -583,7 +583,7 @@
           <w:p>
             <w:pPr>
               <w:rPr>
-                <w:rFonts w:ascii="Cairo" w:eastAsia="Calibri" w:hAnsi="Cairo" w:cs="Cairo"/>
+                <w:rFonts w:ascii="Tahoma" w:eastAsia="Tahoma" w:hAnsi="Tahoma" w:cs="Tahoma"/>
                 <w:sz w:val="18"/>
                 <w:szCs w:val="18"/>
               </w:rPr>
@@ -605,15 +605,15 @@
             <w:pPr>
               <w:jc w:val="center"/>
               <w:rPr>
-                <w:rFonts w:ascii="Cairo" w:eastAsia="Calibri" w:hAnsi="Cairo" w:cs="Cairo"/>
-                <w:color w:val="FFFFFF" w:themeColor="background1"/>
-                <w:sz w:val="18"/>
-                <w:szCs w:val="18"/>
-              </w:rPr>
-            </w:pPr>
-            <w:r>
-              <w:rPr>
-                <w:rFonts w:ascii="Cairo" w:eastAsia="Calibri" w:hAnsi="Cairo" w:cs="Cairo"/>
+                <w:rFonts w:ascii="Tahoma" w:eastAsia="Tahoma" w:hAnsi="Tahoma" w:cs="Tahoma"/>
+                <w:color w:val="FFFFFF" w:themeColor="background1"/>
+                <w:sz w:val="18"/>
+                <w:szCs w:val="18"/>
+              </w:rPr>
+            </w:pPr>
+            <w:r>
+              <w:rPr>
+                <w:rFonts w:ascii="Tahoma" w:eastAsia="Tahoma" w:hAnsi="Tahoma" w:cs="Tahoma"/>
                 <w:color w:val="FFFFFF" w:themeColor="background1"/>
                 <w:sz w:val="18"/>
                 <w:szCs w:val="18"/>
@@ -631,7 +631,7 @@
             <w:pPr>
               <w:jc w:val="center"/>
               <w:rPr>
-                <w:rFonts w:ascii="Cairo" w:eastAsia="Calibri" w:hAnsi="Cairo" w:cs="Cairo"/>
+                <w:rFonts w:ascii="Tahoma" w:eastAsia="Tahoma" w:hAnsi="Tahoma" w:cs="Tahoma"/>
                 <w:sz w:val="18"/>
                 <w:szCs w:val="18"/>
               </w:rPr>
@@ -648,15 +648,15 @@
             <w:pPr>
               <w:jc w:val="center"/>
               <w:rPr>
-                <w:rFonts w:ascii="Cairo" w:eastAsia="Calibri" w:hAnsi="Cairo" w:cs="Cairo"/>
-                <w:color w:val="FFFFFF" w:themeColor="background1"/>
-                <w:sz w:val="18"/>
-                <w:szCs w:val="18"/>
-              </w:rPr>
-            </w:pPr>
-            <w:r>
-              <w:rPr>
-                <w:rFonts w:ascii="Cairo" w:eastAsia="Calibri" w:hAnsi="Cairo" w:cs="Cairo"/>
+                <w:rFonts w:ascii="Tahoma" w:eastAsia="Tahoma" w:hAnsi="Tahoma" w:cs="Tahoma"/>
+                <w:color w:val="FFFFFF" w:themeColor="background1"/>
+                <w:sz w:val="18"/>
+                <w:szCs w:val="18"/>
+              </w:rPr>
+            </w:pPr>
+            <w:r>
+              <w:rPr>
+                <w:rFonts w:ascii="Tahoma" w:eastAsia="Tahoma" w:hAnsi="Tahoma" w:cs="Tahoma"/>
                 <w:color w:val="FFFFFF" w:themeColor="background1"/>
                 <w:sz w:val="18"/>
                 <w:szCs w:val="18"/>
@@ -674,7 +674,7 @@
             <w:pPr>
               <w:jc w:val="center"/>
               <w:rPr>
-                <w:rFonts w:ascii="Cairo" w:eastAsia="Calibri" w:hAnsi="Cairo" w:cs="Cairo"/>
+                <w:rFonts w:ascii="Tahoma" w:eastAsia="Tahoma" w:hAnsi="Tahoma" w:cs="Tahoma"/>
                 <w:sz w:val="18"/>
                 <w:szCs w:val="18"/>
               </w:rPr>
@@ -696,15 +696,15 @@
             <w:pPr>
               <w:jc w:val="center"/>
               <w:rPr>
-                <w:rFonts w:ascii="Cairo" w:eastAsia="Calibri" w:hAnsi="Cairo" w:cs="Cairo"/>
-                <w:color w:val="FFFFFF" w:themeColor="background1"/>
-                <w:sz w:val="18"/>
-                <w:szCs w:val="18"/>
-              </w:rPr>
-            </w:pPr>
-            <w:r>
-              <w:rPr>
-                <w:rFonts w:ascii="Cairo" w:eastAsia="Calibri" w:hAnsi="Cairo" w:cs="Cairo"/>
+                <w:rFonts w:ascii="Tahoma" w:eastAsia="Tahoma" w:hAnsi="Tahoma" w:cs="Tahoma"/>
+                <w:color w:val="FFFFFF" w:themeColor="background1"/>
+                <w:sz w:val="18"/>
+                <w:szCs w:val="18"/>
+              </w:rPr>
+            </w:pPr>
+            <w:r>
+              <w:rPr>
+                <w:rFonts w:ascii="Tahoma" w:eastAsia="Tahoma" w:hAnsi="Tahoma" w:cs="Tahoma"/>
                 <w:color w:val="FFFFFF" w:themeColor="background1"/>
                 <w:sz w:val="18"/>
                 <w:szCs w:val="18"/>
@@ -722,7 +722,7 @@
             <w:pPr>
               <w:jc w:val="center"/>
               <w:rPr>
-                <w:rFonts w:ascii="Cairo" w:eastAsia="Calibri" w:hAnsi="Cairo" w:cs="Cairo"/>
+                <w:rFonts w:ascii="Tahoma" w:eastAsia="Tahoma" w:hAnsi="Tahoma" w:cs="Tahoma"/>
                 <w:sz w:val="18"/>
                 <w:szCs w:val="18"/>
               </w:rPr>
@@ -739,15 +739,15 @@
             <w:pPr>
               <w:jc w:val="center"/>
               <w:rPr>
-                <w:rFonts w:ascii="Cairo" w:eastAsia="Calibri" w:hAnsi="Cairo" w:cs="Cairo"/>
-                <w:color w:val="FFFFFF" w:themeColor="background1"/>
-                <w:sz w:val="18"/>
-                <w:szCs w:val="18"/>
-              </w:rPr>
-            </w:pPr>
-            <w:r>
-              <w:rPr>
-                <w:rFonts w:ascii="Cairo" w:eastAsia="Calibri" w:hAnsi="Cairo" w:cs="Cairo"/>
+                <w:rFonts w:ascii="Tahoma" w:eastAsia="Tahoma" w:hAnsi="Tahoma" w:cs="Tahoma"/>
+                <w:color w:val="FFFFFF" w:themeColor="background1"/>
+                <w:sz w:val="18"/>
+                <w:szCs w:val="18"/>
+              </w:rPr>
+            </w:pPr>
+            <w:r>
+              <w:rPr>
+                <w:rFonts w:ascii="Tahoma" w:eastAsia="Tahoma" w:hAnsi="Tahoma" w:cs="Tahoma"/>
                 <w:color w:val="FFFFFF" w:themeColor="background1"/>
                 <w:sz w:val="18"/>
                 <w:szCs w:val="18"/>
@@ -765,7 +765,7 @@
             <w:pPr>
               <w:jc w:val="center"/>
               <w:rPr>
-                <w:rFonts w:ascii="Cairo" w:eastAsia="Calibri" w:hAnsi="Cairo" w:cs="Cairo"/>
+                <w:rFonts w:ascii="Tahoma" w:eastAsia="Tahoma" w:hAnsi="Tahoma" w:cs="Tahoma"/>
                 <w:sz w:val="18"/>
                 <w:szCs w:val="18"/>
               </w:rPr>
@@ -787,15 +787,15 @@
             <w:pPr>
               <w:jc w:val="center"/>
               <w:rPr>
-                <w:rFonts w:ascii="Cairo" w:eastAsia="Calibri" w:hAnsi="Cairo" w:cs="Cairo"/>
-                <w:color w:val="FFFFFF" w:themeColor="background1"/>
-                <w:sz w:val="18"/>
-                <w:szCs w:val="18"/>
-              </w:rPr>
-            </w:pPr>
-            <w:r>
-              <w:rPr>
-                <w:rFonts w:ascii="Cairo" w:eastAsia="Calibri" w:hAnsi="Cairo" w:cs="Cairo"/>
+                <w:rFonts w:ascii="Tahoma" w:eastAsia="Tahoma" w:hAnsi="Tahoma" w:cs="Tahoma"/>
+                <w:color w:val="FFFFFF" w:themeColor="background1"/>
+                <w:sz w:val="18"/>
+                <w:szCs w:val="18"/>
+              </w:rPr>
+            </w:pPr>
+            <w:r>
+              <w:rPr>
+                <w:rFonts w:ascii="Tahoma" w:eastAsia="Tahoma" w:hAnsi="Tahoma" w:cs="Tahoma"/>
                 <w:color w:val="FFFFFF" w:themeColor="background1"/>
                 <w:sz w:val="18"/>
                 <w:szCs w:val="18"/>
@@ -812,7 +812,7 @@
           <w:p>
             <w:pPr>
               <w:rPr>
-                <w:rFonts w:ascii="Cairo" w:eastAsia="Calibri" w:hAnsi="Cairo" w:cs="Cairo"/>
+                <w:rFonts w:ascii="Tahoma" w:eastAsia="Tahoma" w:hAnsi="Tahoma" w:cs="Tahoma"/>
                 <w:sz w:val="18"/>
                 <w:szCs w:val="18"/>
               </w:rPr>
@@ -829,15 +829,15 @@
             <w:pPr>
               <w:jc w:val="center"/>
               <w:rPr>
-                <w:rFonts w:ascii="Cairo" w:eastAsia="Calibri" w:hAnsi="Cairo" w:cs="Cairo"/>
-                <w:color w:val="FFFFFF" w:themeColor="background1"/>
-                <w:sz w:val="18"/>
-                <w:szCs w:val="18"/>
-              </w:rPr>
-            </w:pPr>
-            <w:r>
-              <w:rPr>
-                <w:rFonts w:ascii="Cairo" w:eastAsia="Calibri" w:hAnsi="Cairo" w:cs="Cairo"/>
+                <w:rFonts w:ascii="Tahoma" w:eastAsia="Tahoma" w:hAnsi="Tahoma" w:cs="Tahoma"/>
+                <w:color w:val="FFFFFF" w:themeColor="background1"/>
+                <w:sz w:val="18"/>
+                <w:szCs w:val="18"/>
+              </w:rPr>
+            </w:pPr>
+            <w:r>
+              <w:rPr>
+                <w:rFonts w:ascii="Tahoma" w:eastAsia="Tahoma" w:hAnsi="Tahoma" w:cs="Tahoma"/>
                 <w:color w:val="FFFFFF" w:themeColor="background1"/>
                 <w:sz w:val="18"/>
                 <w:szCs w:val="18"/>
@@ -854,7 +854,7 @@
           <w:p>
             <w:pPr>
               <w:rPr>
-                <w:rFonts w:ascii="Cairo" w:eastAsia="Calibri" w:hAnsi="Cairo" w:cs="Cairo"/>
+                <w:rFonts w:ascii="Tahoma" w:eastAsia="Tahoma" w:hAnsi="Tahoma" w:cs="Tahoma"/>
                 <w:sz w:val="18"/>
                 <w:szCs w:val="18"/>
               </w:rPr>
@@ -891,15 +891,15 @@
             <w:pPr>
               <w:spacing w:after="200"/>
               <w:rPr>
-                <w:rFonts w:ascii="Cairo" w:eastAsia="Calibri" w:hAnsi="Cairo" w:cs="Cairo"/>
-                <w:color w:val="FFFFFF" w:themeColor="background1"/>
-                <w:sz w:val="18"/>
-                <w:szCs w:val="18"/>
-              </w:rPr>
-            </w:pPr>
-            <w:r>
-              <w:rPr>
-                <w:rFonts w:ascii="Cairo" w:eastAsia="Calibri" w:hAnsi="Cairo" w:cs="Cairo"/>
+                <w:rFonts w:ascii="Tahoma" w:eastAsia="Tahoma" w:hAnsi="Tahoma" w:cs="Tahoma"/>
+                <w:color w:val="FFFFFF" w:themeColor="background1"/>
+                <w:sz w:val="18"/>
+                <w:szCs w:val="18"/>
+              </w:rPr>
+            </w:pPr>
+            <w:r>
+              <w:rPr>
+                <w:rFonts w:ascii="Tahoma" w:eastAsia="Tahoma" w:hAnsi="Tahoma" w:cs="Tahoma"/>
                 <w:color w:val="FFFFFF" w:themeColor="background1"/>
                 <w:sz w:val="18"/>
                 <w:szCs w:val="18"/>
@@ -918,15 +918,15 @@
               <w:spacing w:after="200"/>
               <w:jc w:val="center"/>
               <w:rPr>
-                <w:rFonts w:ascii="Cairo" w:eastAsia="Calibri" w:hAnsi="Cairo" w:cs="Cairo"/>
-                <w:color w:val="FFFFFF" w:themeColor="background1"/>
-                <w:sz w:val="18"/>
-                <w:szCs w:val="18"/>
-              </w:rPr>
-            </w:pPr>
-            <w:r>
-              <w:rPr>
-                <w:rFonts w:ascii="Cairo" w:eastAsia="Calibri" w:hAnsi="Cairo" w:cs="Cairo"/>
+                <w:rFonts w:ascii="Tahoma" w:eastAsia="Tahoma" w:hAnsi="Tahoma" w:cs="Tahoma"/>
+                <w:color w:val="FFFFFF" w:themeColor="background1"/>
+                <w:sz w:val="18"/>
+                <w:szCs w:val="18"/>
+              </w:rPr>
+            </w:pPr>
+            <w:r>
+              <w:rPr>
+                <w:rFonts w:ascii="Tahoma" w:eastAsia="Tahoma" w:hAnsi="Tahoma" w:cs="Tahoma"/>
                 <w:color w:val="FFFFFF" w:themeColor="background1"/>
                 <w:sz w:val="18"/>
                 <w:szCs w:val="18"/>
@@ -944,15 +944,15 @@
             <w:pPr>
               <w:spacing w:after="200"/>
               <w:rPr>
-                <w:rFonts w:ascii="Cairo" w:eastAsia="Calibri" w:hAnsi="Cairo" w:cs="Cairo"/>
-                <w:color w:val="FFFFFF" w:themeColor="background1"/>
-                <w:sz w:val="18"/>
-                <w:szCs w:val="18"/>
-              </w:rPr>
-            </w:pPr>
-            <w:r>
-              <w:rPr>
-                <w:rFonts w:ascii="Cairo" w:eastAsia="Calibri" w:hAnsi="Cairo" w:cs="Cairo"/>
+                <w:rFonts w:ascii="Tahoma" w:eastAsia="Tahoma" w:hAnsi="Tahoma" w:cs="Tahoma"/>
+                <w:color w:val="FFFFFF" w:themeColor="background1"/>
+                <w:sz w:val="18"/>
+                <w:szCs w:val="18"/>
+              </w:rPr>
+            </w:pPr>
+            <w:r>
+              <w:rPr>
+                <w:rFonts w:ascii="Tahoma" w:eastAsia="Tahoma" w:hAnsi="Tahoma" w:cs="Tahoma"/>
                 <w:color w:val="FFFFFF" w:themeColor="background1"/>
                 <w:sz w:val="18"/>
                 <w:szCs w:val="18"/>
@@ -974,14 +974,14 @@
           <w:p>
             <w:pPr>
               <w:rPr>
-                <w:rFonts w:ascii="Cairo" w:eastAsia="Calibri" w:hAnsi="Cairo" w:cs="Cairo"/>
-                <w:sz w:val="18"/>
-                <w:szCs w:val="18"/>
-              </w:rPr>
-            </w:pPr>
-            <w:r>
-              <w:rPr>
-                <w:rFonts w:ascii="Cairo" w:eastAsia="Calibri" w:hAnsi="Cairo" w:cs="Cairo"/>
+                <w:rFonts w:ascii="Tahoma" w:eastAsia="Tahoma" w:hAnsi="Tahoma" w:cs="Tahoma"/>
+                <w:sz w:val="18"/>
+                <w:szCs w:val="18"/>
+              </w:rPr>
+            </w:pPr>
+            <w:r>
+              <w:rPr>
+                <w:rFonts w:ascii="Tahoma" w:eastAsia="Tahoma" w:hAnsi="Tahoma" w:cs="Tahoma"/>
                 <w:sz w:val="18"/>
                 <w:szCs w:val="18"/>
               </w:rPr>
@@ -997,14 +997,14 @@
             <w:pPr>
               <w:jc w:val="center"/>
               <w:rPr>
-                <w:rFonts w:ascii="Cairo" w:eastAsia="Calibri" w:hAnsi="Cairo" w:cs="Cairo"/>
-                <w:sz w:val="18"/>
-                <w:szCs w:val="18"/>
-              </w:rPr>
-            </w:pPr>
-            <w:r>
-              <w:rPr>
-                <w:rFonts w:ascii="Cairo" w:eastAsia="Calibri" w:hAnsi="Cairo" w:cs="Cairo"/>
+                <w:rFonts w:ascii="Tahoma" w:eastAsia="Tahoma" w:hAnsi="Tahoma" w:cs="Tahoma"/>
+                <w:sz w:val="18"/>
+                <w:szCs w:val="18"/>
+              </w:rPr>
+            </w:pPr>
+            <w:r>
+              <w:rPr>
+                <w:rFonts w:ascii="Tahoma" w:eastAsia="Tahoma" w:hAnsi="Tahoma" w:cs="Tahoma"/>
                 <w:sz w:val="18"/>
                 <w:szCs w:val="18"/>
               </w:rPr>
@@ -1019,7 +1019,7 @@
           <w:p>
             <w:pPr>
               <w:rPr>
-                <w:rFonts w:ascii="Cairo" w:eastAsia="Calibri" w:hAnsi="Cairo" w:cs="Cairo"/>
+                <w:rFonts w:ascii="Tahoma" w:eastAsia="Tahoma" w:hAnsi="Tahoma" w:cs="Tahoma"/>
                 <w:sz w:val="18"/>
                 <w:szCs w:val="18"/>
               </w:rPr>
@@ -1039,14 +1039,14 @@
           <w:p>
             <w:pPr>
               <w:rPr>
-                <w:rFonts w:ascii="Cairo" w:eastAsia="Calibri" w:hAnsi="Cairo" w:cs="Cairo"/>
-                <w:sz w:val="18"/>
-                <w:szCs w:val="18"/>
-              </w:rPr>
-            </w:pPr>
-            <w:r>
-              <w:rPr>
-                <w:rFonts w:ascii="Cairo" w:eastAsia="Calibri" w:hAnsi="Cairo" w:cs="Cairo"/>
+                <w:rFonts w:ascii="Tahoma" w:eastAsia="Tahoma" w:hAnsi="Tahoma" w:cs="Tahoma"/>
+                <w:sz w:val="18"/>
+                <w:szCs w:val="18"/>
+              </w:rPr>
+            </w:pPr>
+            <w:r>
+              <w:rPr>
+                <w:rFonts w:ascii="Tahoma" w:eastAsia="Tahoma" w:hAnsi="Tahoma" w:cs="Tahoma"/>
                 <w:sz w:val="18"/>
                 <w:szCs w:val="18"/>
               </w:rPr>
@@ -1054,7 +1054,7 @@
             </w:r>
             <w:r>
               <w:rPr>
-                <w:rFonts w:ascii="Cairo" w:eastAsia="Calibri" w:hAnsi="Cairo" w:cs="Cairo"/>
+                <w:rFonts w:ascii="Tahoma" w:eastAsia="Tahoma" w:hAnsi="Tahoma" w:cs="Tahoma"/>
                 <w:sz w:val="18"/>
                 <w:szCs w:val="18"/>
               </w:rPr>
@@ -1070,14 +1070,14 @@
             <w:pPr>
               <w:jc w:val="center"/>
               <w:rPr>
-                <w:rFonts w:ascii="Cairo" w:eastAsia="Calibri" w:hAnsi="Cairo" w:cs="Cairo"/>
-                <w:sz w:val="18"/>
-                <w:szCs w:val="18"/>
-              </w:rPr>
-            </w:pPr>
-            <w:r>
-              <w:rPr>
-                <w:rFonts w:ascii="Cairo" w:eastAsia="Calibri" w:hAnsi="Cairo" w:cs="Cairo"/>
+                <w:rFonts w:ascii="Tahoma" w:eastAsia="Tahoma" w:hAnsi="Tahoma" w:cs="Tahoma"/>
+                <w:sz w:val="18"/>
+                <w:szCs w:val="18"/>
+              </w:rPr>
+            </w:pPr>
+            <w:r>
+              <w:rPr>
+                <w:rFonts w:ascii="Tahoma" w:eastAsia="Tahoma" w:hAnsi="Tahoma" w:cs="Tahoma"/>
                 <w:sz w:val="18"/>
                 <w:szCs w:val="18"/>
               </w:rPr>
@@ -1092,7 +1092,7 @@
           <w:p>
             <w:pPr>
               <w:rPr>
-                <w:rFonts w:ascii="Cairo" w:eastAsia="Calibri" w:hAnsi="Cairo" w:cs="Cairo"/>
+                <w:rFonts w:ascii="Tahoma" w:eastAsia="Tahoma" w:hAnsi="Tahoma" w:cs="Tahoma"/>
                 <w:sz w:val="18"/>
                 <w:szCs w:val="18"/>
               </w:rPr>
@@ -1112,14 +1112,14 @@
           <w:p>
             <w:pPr>
               <w:rPr>
-                <w:rFonts w:ascii="Cairo" w:eastAsia="Calibri" w:hAnsi="Cairo" w:cs="Cairo"/>
-                <w:sz w:val="18"/>
-                <w:szCs w:val="18"/>
-              </w:rPr>
-            </w:pPr>
-            <w:r>
-              <w:rPr>
-                <w:rFonts w:ascii="Cairo" w:eastAsia="Calibri" w:hAnsi="Cairo" w:cs="Cairo"/>
+                <w:rFonts w:ascii="Tahoma" w:eastAsia="Tahoma" w:hAnsi="Tahoma" w:cs="Tahoma"/>
+                <w:sz w:val="18"/>
+                <w:szCs w:val="18"/>
+              </w:rPr>
+            </w:pPr>
+            <w:r>
+              <w:rPr>
+                <w:rFonts w:ascii="Tahoma" w:eastAsia="Tahoma" w:hAnsi="Tahoma" w:cs="Tahoma"/>
                 <w:sz w:val="18"/>
                 <w:szCs w:val="18"/>
               </w:rPr>
@@ -1135,14 +1135,14 @@
             <w:pPr>
               <w:jc w:val="center"/>
               <w:rPr>
-                <w:rFonts w:ascii="Cairo" w:eastAsia="Calibri" w:hAnsi="Cairo" w:cs="Cairo"/>
-                <w:sz w:val="18"/>
-                <w:szCs w:val="18"/>
-              </w:rPr>
-            </w:pPr>
-            <w:r>
-              <w:rPr>
-                <w:rFonts w:ascii="Cairo" w:eastAsia="Calibri" w:hAnsi="Cairo" w:cs="Cairo"/>
+                <w:rFonts w:ascii="Tahoma" w:eastAsia="Tahoma" w:hAnsi="Tahoma" w:cs="Tahoma"/>
+                <w:sz w:val="18"/>
+                <w:szCs w:val="18"/>
+              </w:rPr>
+            </w:pPr>
+            <w:r>
+              <w:rPr>
+                <w:rFonts w:ascii="Tahoma" w:eastAsia="Tahoma" w:hAnsi="Tahoma" w:cs="Tahoma"/>
                 <w:sz w:val="18"/>
                 <w:szCs w:val="18"/>
               </w:rPr>
@@ -1157,7 +1157,7 @@
           <w:p>
             <w:pPr>
               <w:rPr>
-                <w:rFonts w:ascii="Cairo" w:eastAsia="Calibri" w:hAnsi="Cairo" w:cs="Cairo"/>
+                <w:rFonts w:ascii="Tahoma" w:eastAsia="Tahoma" w:hAnsi="Tahoma" w:cs="Tahoma"/>
                 <w:sz w:val="18"/>
                 <w:szCs w:val="18"/>
               </w:rPr>
@@ -1177,14 +1177,14 @@
           <w:p>
             <w:pPr>
               <w:rPr>
-                <w:rFonts w:ascii="Cairo" w:eastAsia="Calibri" w:hAnsi="Cairo" w:cs="Cairo"/>
-                <w:sz w:val="18"/>
-                <w:szCs w:val="18"/>
-              </w:rPr>
-            </w:pPr>
-            <w:r>
-              <w:rPr>
-                <w:rFonts w:ascii="Cairo" w:eastAsia="Calibri" w:hAnsi="Cairo" w:cs="Cairo"/>
+                <w:rFonts w:ascii="Tahoma" w:eastAsia="Tahoma" w:hAnsi="Tahoma" w:cs="Tahoma"/>
+                <w:sz w:val="18"/>
+                <w:szCs w:val="18"/>
+              </w:rPr>
+            </w:pPr>
+            <w:r>
+              <w:rPr>
+                <w:rFonts w:ascii="Tahoma" w:eastAsia="Tahoma" w:hAnsi="Tahoma" w:cs="Tahoma"/>
                 <w:sz w:val="18"/>
                 <w:szCs w:val="18"/>
               </w:rPr>
@@ -1192,7 +1192,7 @@
             </w:r>
             <w:r>
               <w:rPr>
-                <w:rFonts w:ascii="Cairo" w:eastAsia="Calibri" w:hAnsi="Cairo" w:cs="Cairo"/>
+                <w:rFonts w:ascii="Tahoma" w:eastAsia="Tahoma" w:hAnsi="Tahoma" w:cs="Tahoma"/>
                 <w:sz w:val="18"/>
                 <w:szCs w:val="18"/>
               </w:rPr>
@@ -1200,7 +1200,7 @@
             </w:r>
             <w:r>
               <w:rPr>
-                <w:rFonts w:ascii="Cairo" w:eastAsia="Calibri" w:hAnsi="Cairo" w:cs="Cairo"/>
+                <w:rFonts w:ascii="Tahoma" w:eastAsia="Tahoma" w:hAnsi="Tahoma" w:cs="Tahoma"/>
                 <w:sz w:val="18"/>
                 <w:szCs w:val="18"/>
               </w:rPr>
@@ -1216,14 +1216,14 @@
             <w:pPr>
               <w:jc w:val="center"/>
               <w:rPr>
-                <w:rFonts w:ascii="Cairo" w:eastAsia="Calibri" w:hAnsi="Cairo" w:cs="Cairo"/>
-                <w:sz w:val="18"/>
-                <w:szCs w:val="18"/>
-              </w:rPr>
-            </w:pPr>
-            <w:r>
-              <w:rPr>
-                <w:rFonts w:ascii="Cairo" w:eastAsia="Calibri" w:hAnsi="Cairo" w:cs="Cairo"/>
+                <w:rFonts w:ascii="Tahoma" w:eastAsia="Tahoma" w:hAnsi="Tahoma" w:cs="Tahoma"/>
+                <w:sz w:val="18"/>
+                <w:szCs w:val="18"/>
+              </w:rPr>
+            </w:pPr>
+            <w:r>
+              <w:rPr>
+                <w:rFonts w:ascii="Tahoma" w:eastAsia="Tahoma" w:hAnsi="Tahoma" w:cs="Tahoma"/>
                 <w:sz w:val="18"/>
                 <w:szCs w:val="18"/>
               </w:rPr>
@@ -1238,7 +1238,7 @@
           <w:p>
             <w:pPr>
               <w:rPr>
-                <w:rFonts w:ascii="Cairo" w:eastAsia="Calibri" w:hAnsi="Cairo" w:cs="Cairo"/>
+                <w:rFonts w:ascii="Tahoma" w:eastAsia="Tahoma" w:hAnsi="Tahoma" w:cs="Tahoma"/>
                 <w:sz w:val="18"/>
                 <w:szCs w:val="18"/>
               </w:rPr>
@@ -1258,14 +1258,14 @@
           <w:p>
             <w:pPr>
               <w:rPr>
-                <w:rFonts w:ascii="Cairo" w:eastAsia="Calibri" w:hAnsi="Cairo" w:cs="Cairo"/>
-                <w:sz w:val="18"/>
-                <w:szCs w:val="18"/>
-              </w:rPr>
-            </w:pPr>
-            <w:r>
-              <w:rPr>
-                <w:rFonts w:ascii="Cairo" w:eastAsia="Calibri" w:hAnsi="Cairo" w:cs="Cairo"/>
+                <w:rFonts w:ascii="Tahoma" w:eastAsia="Tahoma" w:hAnsi="Tahoma" w:cs="Tahoma"/>
+                <w:sz w:val="18"/>
+                <w:szCs w:val="18"/>
+              </w:rPr>
+            </w:pPr>
+            <w:r>
+              <w:rPr>
+                <w:rFonts w:ascii="Tahoma" w:eastAsia="Tahoma" w:hAnsi="Tahoma" w:cs="Tahoma"/>
                 <w:sz w:val="18"/>
                 <w:szCs w:val="18"/>
               </w:rPr>
@@ -1273,7 +1273,7 @@
             </w:r>
             <w:r>
               <w:rPr>
-                <w:rFonts w:ascii="Cairo" w:eastAsia="Calibri" w:hAnsi="Cairo" w:cs="Cairo"/>
+                <w:rFonts w:ascii="Tahoma" w:eastAsia="Tahoma" w:hAnsi="Tahoma" w:cs="Tahoma"/>
                 <w:sz w:val="18"/>
                 <w:szCs w:val="18"/>
               </w:rPr>
@@ -1281,7 +1281,7 @@
             </w:r>
             <w:r>
               <w:rPr>
-                <w:rFonts w:ascii="Cairo" w:eastAsia="Calibri" w:hAnsi="Cairo" w:cs="Cairo"/>
+                <w:rFonts w:ascii="Tahoma" w:eastAsia="Tahoma" w:hAnsi="Tahoma" w:cs="Tahoma"/>
                 <w:sz w:val="18"/>
                 <w:szCs w:val="18"/>
               </w:rPr>
@@ -1297,14 +1297,14 @@
             <w:pPr>
               <w:jc w:val="center"/>
               <w:rPr>
-                <w:rFonts w:ascii="Cairo" w:eastAsia="Calibri" w:hAnsi="Cairo" w:cs="Cairo"/>
-                <w:sz w:val="18"/>
-                <w:szCs w:val="18"/>
-              </w:rPr>
-            </w:pPr>
-            <w:r>
-              <w:rPr>
-                <w:rFonts w:ascii="Cairo" w:eastAsia="Calibri" w:hAnsi="Cairo" w:cs="Cairo"/>
+                <w:rFonts w:ascii="Tahoma" w:eastAsia="Tahoma" w:hAnsi="Tahoma" w:cs="Tahoma"/>
+                <w:sz w:val="18"/>
+                <w:szCs w:val="18"/>
+              </w:rPr>
+            </w:pPr>
+            <w:r>
+              <w:rPr>
+                <w:rFonts w:ascii="Tahoma" w:eastAsia="Tahoma" w:hAnsi="Tahoma" w:cs="Tahoma"/>
                 <w:sz w:val="18"/>
                 <w:szCs w:val="18"/>
               </w:rPr>
@@ -1319,7 +1319,7 @@
           <w:p>
             <w:pPr>
               <w:rPr>
-                <w:rFonts w:ascii="Cairo" w:eastAsia="Calibri" w:hAnsi="Cairo" w:cs="Cairo"/>
+                <w:rFonts w:ascii="Tahoma" w:eastAsia="Tahoma" w:hAnsi="Tahoma" w:cs="Tahoma"/>
                 <w:sz w:val="18"/>
                 <w:szCs w:val="18"/>
               </w:rPr>
@@ -1339,14 +1339,14 @@
           <w:p>
             <w:pPr>
               <w:rPr>
-                <w:rFonts w:ascii="Cairo" w:eastAsia="Calibri" w:hAnsi="Cairo" w:cs="Cairo"/>
-                <w:sz w:val="18"/>
-                <w:szCs w:val="18"/>
-              </w:rPr>
-            </w:pPr>
-            <w:r>
-              <w:rPr>
-                <w:rFonts w:ascii="Cairo" w:eastAsia="Calibri" w:hAnsi="Cairo" w:cs="Cairo"/>
+                <w:rFonts w:ascii="Tahoma" w:eastAsia="Tahoma" w:hAnsi="Tahoma" w:cs="Tahoma"/>
+                <w:sz w:val="18"/>
+                <w:szCs w:val="18"/>
+              </w:rPr>
+            </w:pPr>
+            <w:r>
+              <w:rPr>
+                <w:rFonts w:ascii="Tahoma" w:eastAsia="Tahoma" w:hAnsi="Tahoma" w:cs="Tahoma"/>
                 <w:sz w:val="18"/>
                 <w:szCs w:val="18"/>
               </w:rPr>
@@ -1354,7 +1354,7 @@
             </w:r>
             <w:r>
               <w:rPr>
-                <w:rFonts w:ascii="Cairo" w:eastAsia="Calibri" w:hAnsi="Cairo" w:cs="Cairo"/>
+                <w:rFonts w:ascii="Tahoma" w:eastAsia="Tahoma" w:hAnsi="Tahoma" w:cs="Tahoma"/>
                 <w:sz w:val="18"/>
                 <w:szCs w:val="18"/>
               </w:rPr>
@@ -1362,7 +1362,7 @@
             </w:r>
             <w:r>
               <w:rPr>
-                <w:rFonts w:ascii="Cairo" w:eastAsia="Calibri" w:hAnsi="Cairo" w:cs="Cairo"/>
+                <w:rFonts w:ascii="Tahoma" w:eastAsia="Tahoma" w:hAnsi="Tahoma" w:cs="Tahoma"/>
                 <w:sz w:val="18"/>
                 <w:szCs w:val="18"/>
               </w:rPr>
@@ -1378,14 +1378,14 @@
             <w:pPr>
               <w:jc w:val="center"/>
               <w:rPr>
-                <w:rFonts w:ascii="Cairo" w:eastAsia="Calibri" w:hAnsi="Cairo" w:cs="Cairo"/>
-                <w:sz w:val="18"/>
-                <w:szCs w:val="18"/>
-              </w:rPr>
-            </w:pPr>
-            <w:r>
-              <w:rPr>
-                <w:rFonts w:ascii="Cairo" w:eastAsia="Calibri" w:hAnsi="Cairo" w:cs="Cairo"/>
+                <w:rFonts w:ascii="Tahoma" w:eastAsia="Tahoma" w:hAnsi="Tahoma" w:cs="Tahoma"/>
+                <w:sz w:val="18"/>
+                <w:szCs w:val="18"/>
+              </w:rPr>
+            </w:pPr>
+            <w:r>
+              <w:rPr>
+                <w:rFonts w:ascii="Tahoma" w:eastAsia="Tahoma" w:hAnsi="Tahoma" w:cs="Tahoma"/>
                 <w:sz w:val="18"/>
                 <w:szCs w:val="18"/>
               </w:rPr>
@@ -1400,7 +1400,7 @@
           <w:p>
             <w:pPr>
               <w:rPr>
-                <w:rFonts w:ascii="Cairo" w:eastAsia="Calibri" w:hAnsi="Cairo" w:cs="Cairo"/>
+                <w:rFonts w:ascii="Tahoma" w:eastAsia="Tahoma" w:hAnsi="Tahoma" w:cs="Tahoma"/>
                 <w:sz w:val="18"/>
                 <w:szCs w:val="18"/>
               </w:rPr>
@@ -1420,14 +1420,14 @@
           <w:p>
             <w:pPr>
               <w:rPr>
-                <w:rFonts w:ascii="Cairo" w:eastAsia="Calibri" w:hAnsi="Cairo" w:cs="Cairo"/>
-                <w:sz w:val="18"/>
-                <w:szCs w:val="18"/>
-              </w:rPr>
-            </w:pPr>
-            <w:r>
-              <w:rPr>
-                <w:rFonts w:ascii="Cairo" w:eastAsia="Calibri" w:hAnsi="Cairo" w:cs="Cairo"/>
+                <w:rFonts w:ascii="Tahoma" w:eastAsia="Tahoma" w:hAnsi="Tahoma" w:cs="Tahoma"/>
+                <w:sz w:val="18"/>
+                <w:szCs w:val="18"/>
+              </w:rPr>
+            </w:pPr>
+            <w:r>
+              <w:rPr>
+                <w:rFonts w:ascii="Tahoma" w:eastAsia="Tahoma" w:hAnsi="Tahoma" w:cs="Tahoma"/>
                 <w:sz w:val="18"/>
                 <w:szCs w:val="18"/>
               </w:rPr>
@@ -1435,7 +1435,7 @@
             </w:r>
             <w:r>
               <w:rPr>
-                <w:rFonts w:ascii="Cairo" w:eastAsia="Calibri" w:hAnsi="Cairo" w:cs="Cairo"/>
+                <w:rFonts w:ascii="Tahoma" w:eastAsia="Tahoma" w:hAnsi="Tahoma" w:cs="Tahoma"/>
                 <w:sz w:val="18"/>
                 <w:szCs w:val="18"/>
               </w:rPr>
@@ -1443,7 +1443,7 @@
             </w:r>
             <w:r>
               <w:rPr>
-                <w:rFonts w:ascii="Cairo" w:eastAsia="Calibri" w:hAnsi="Cairo" w:cs="Cairo"/>
+                <w:rFonts w:ascii="Tahoma" w:eastAsia="Tahoma" w:hAnsi="Tahoma" w:cs="Tahoma"/>
                 <w:sz w:val="18"/>
                 <w:szCs w:val="18"/>
               </w:rPr>
@@ -1459,14 +1459,14 @@
             <w:pPr>
               <w:jc w:val="center"/>
               <w:rPr>
-                <w:rFonts w:ascii="Cairo" w:eastAsia="Calibri" w:hAnsi="Cairo" w:cs="Cairo"/>
-                <w:sz w:val="18"/>
-                <w:szCs w:val="18"/>
-              </w:rPr>
-            </w:pPr>
-            <w:r>
-              <w:rPr>
-                <w:rFonts w:ascii="Cairo" w:eastAsia="Calibri" w:hAnsi="Cairo" w:cs="Cairo"/>
+                <w:rFonts w:ascii="Tahoma" w:eastAsia="Tahoma" w:hAnsi="Tahoma" w:cs="Tahoma"/>
+                <w:sz w:val="18"/>
+                <w:szCs w:val="18"/>
+              </w:rPr>
+            </w:pPr>
+            <w:r>
+              <w:rPr>
+                <w:rFonts w:ascii="Tahoma" w:eastAsia="Tahoma" w:hAnsi="Tahoma" w:cs="Tahoma"/>
                 <w:sz w:val="18"/>
                 <w:szCs w:val="18"/>
               </w:rPr>
@@ -1481,7 +1481,7 @@
           <w:p>
             <w:pPr>
               <w:rPr>
-                <w:rFonts w:ascii="Cairo" w:eastAsia="Calibri" w:hAnsi="Cairo" w:cs="Cairo"/>
+                <w:rFonts w:ascii="Tahoma" w:eastAsia="Tahoma" w:hAnsi="Tahoma" w:cs="Tahoma"/>
                 <w:sz w:val="18"/>
                 <w:szCs w:val="18"/>
               </w:rPr>
@@ -1501,14 +1501,14 @@
           <w:p>
             <w:pPr>
               <w:rPr>
-                <w:rFonts w:ascii="Cairo" w:eastAsia="Calibri" w:hAnsi="Cairo" w:cs="Cairo"/>
-                <w:sz w:val="18"/>
-                <w:szCs w:val="18"/>
-              </w:rPr>
-            </w:pPr>
-            <w:r>
-              <w:rPr>
-                <w:rFonts w:ascii="Cairo" w:eastAsia="Calibri" w:hAnsi="Cairo" w:cs="Cairo"/>
+                <w:rFonts w:ascii="Tahoma" w:eastAsia="Tahoma" w:hAnsi="Tahoma" w:cs="Tahoma"/>
+                <w:sz w:val="18"/>
+                <w:szCs w:val="18"/>
+              </w:rPr>
+            </w:pPr>
+            <w:r>
+              <w:rPr>
+                <w:rFonts w:ascii="Tahoma" w:eastAsia="Tahoma" w:hAnsi="Tahoma" w:cs="Tahoma"/>
                 <w:sz w:val="18"/>
                 <w:szCs w:val="18"/>
               </w:rPr>
@@ -1524,14 +1524,14 @@
             <w:pPr>
               <w:jc w:val="center"/>
               <w:rPr>
-                <w:rFonts w:ascii="Cairo" w:eastAsia="Calibri" w:hAnsi="Cairo" w:cs="Cairo"/>
-                <w:sz w:val="18"/>
-                <w:szCs w:val="18"/>
-              </w:rPr>
-            </w:pPr>
-            <w:r>
-              <w:rPr>
-                <w:rFonts w:ascii="Cairo" w:eastAsia="Calibri" w:hAnsi="Cairo" w:cs="Cairo"/>
+                <w:rFonts w:ascii="Tahoma" w:eastAsia="Tahoma" w:hAnsi="Tahoma" w:cs="Tahoma"/>
+                <w:sz w:val="18"/>
+                <w:szCs w:val="18"/>
+              </w:rPr>
+            </w:pPr>
+            <w:r>
+              <w:rPr>
+                <w:rFonts w:ascii="Tahoma" w:eastAsia="Tahoma" w:hAnsi="Tahoma" w:cs="Tahoma"/>
                 <w:sz w:val="18"/>
                 <w:szCs w:val="18"/>
               </w:rPr>
@@ -1546,7 +1546,7 @@
           <w:p>
             <w:pPr>
               <w:rPr>
-                <w:rFonts w:ascii="Cairo" w:eastAsia="Calibri" w:hAnsi="Cairo" w:cs="Cairo"/>
+                <w:rFonts w:ascii="Tahoma" w:eastAsia="Tahoma" w:hAnsi="Tahoma" w:cs="Tahoma"/>
                 <w:sz w:val="18"/>
                 <w:szCs w:val="18"/>
               </w:rPr>
@@ -1566,14 +1566,14 @@
           <w:p>
             <w:pPr>
               <w:rPr>
-                <w:rFonts w:ascii="Cairo" w:eastAsia="Calibri" w:hAnsi="Cairo" w:cs="Cairo"/>
-                <w:sz w:val="18"/>
-                <w:szCs w:val="18"/>
-              </w:rPr>
-            </w:pPr>
-            <w:r>
-              <w:rPr>
-                <w:rFonts w:ascii="Cairo" w:eastAsia="Calibri" w:hAnsi="Cairo" w:cs="Cairo"/>
+                <w:rFonts w:ascii="Tahoma" w:eastAsia="Tahoma" w:hAnsi="Tahoma" w:cs="Tahoma"/>
+                <w:sz w:val="18"/>
+                <w:szCs w:val="18"/>
+              </w:rPr>
+            </w:pPr>
+            <w:r>
+              <w:rPr>
+                <w:rFonts w:ascii="Tahoma" w:eastAsia="Tahoma" w:hAnsi="Tahoma" w:cs="Tahoma"/>
                 <w:sz w:val="18"/>
                 <w:szCs w:val="18"/>
               </w:rPr>
@@ -1589,14 +1589,14 @@
             <w:pPr>
               <w:jc w:val="center"/>
               <w:rPr>
-                <w:rFonts w:ascii="Cairo" w:eastAsia="Calibri" w:hAnsi="Cairo" w:cs="Cairo"/>
-                <w:sz w:val="18"/>
-                <w:szCs w:val="18"/>
-              </w:rPr>
-            </w:pPr>
-            <w:r>
-              <w:rPr>
-                <w:rFonts w:ascii="Cairo" w:eastAsia="Calibri" w:hAnsi="Cairo" w:cs="Cairo"/>
+                <w:rFonts w:ascii="Tahoma" w:eastAsia="Tahoma" w:hAnsi="Tahoma" w:cs="Tahoma"/>
+                <w:sz w:val="18"/>
+                <w:szCs w:val="18"/>
+              </w:rPr>
+            </w:pPr>
+            <w:r>
+              <w:rPr>
+                <w:rFonts w:ascii="Tahoma" w:eastAsia="Tahoma" w:hAnsi="Tahoma" w:cs="Tahoma"/>
                 <w:sz w:val="18"/>
                 <w:szCs w:val="18"/>
               </w:rPr>
@@ -1611,7 +1611,7 @@
           <w:p>
             <w:pPr>
               <w:rPr>
-                <w:rFonts w:ascii="Cairo" w:eastAsia="Calibri" w:hAnsi="Cairo" w:cs="Cairo"/>
+                <w:rFonts w:ascii="Tahoma" w:eastAsia="Tahoma" w:hAnsi="Tahoma" w:cs="Tahoma"/>
                 <w:sz w:val="18"/>
                 <w:szCs w:val="18"/>
               </w:rPr>
@@ -1631,14 +1631,14 @@
           <w:p>
             <w:pPr>
               <w:rPr>
-                <w:rFonts w:ascii="Cairo" w:eastAsia="Calibri" w:hAnsi="Cairo" w:cs="Cairo"/>
-                <w:sz w:val="18"/>
-                <w:szCs w:val="18"/>
-              </w:rPr>
-            </w:pPr>
-            <w:r>
-              <w:rPr>
-                <w:rFonts w:ascii="Cairo" w:eastAsia="Calibri" w:hAnsi="Cairo" w:cs="Cairo"/>
+                <w:rFonts w:ascii="Tahoma" w:eastAsia="Tahoma" w:hAnsi="Tahoma" w:cs="Tahoma"/>
+                <w:sz w:val="18"/>
+                <w:szCs w:val="18"/>
+              </w:rPr>
+            </w:pPr>
+            <w:r>
+              <w:rPr>
+                <w:rFonts w:ascii="Tahoma" w:eastAsia="Tahoma" w:hAnsi="Tahoma" w:cs="Tahoma"/>
                 <w:sz w:val="18"/>
                 <w:szCs w:val="18"/>
               </w:rPr>
@@ -1646,7 +1646,7 @@
             </w:r>
             <w:r>
               <w:rPr>
-                <w:rFonts w:ascii="Cairo" w:eastAsia="Calibri" w:hAnsi="Cairo" w:cs="Cairo"/>
+                <w:rFonts w:ascii="Tahoma" w:eastAsia="Tahoma" w:hAnsi="Tahoma" w:cs="Tahoma"/>
                 <w:sz w:val="18"/>
                 <w:szCs w:val="18"/>
               </w:rPr>
@@ -1654,7 +1654,7 @@
             </w:r>
             <w:r>
               <w:rPr>
-                <w:rFonts w:ascii="Cairo" w:eastAsia="Calibri" w:hAnsi="Cairo" w:cs="Cairo"/>
+                <w:rFonts w:ascii="Tahoma" w:eastAsia="Tahoma" w:hAnsi="Tahoma" w:cs="Tahoma"/>
                 <w:sz w:val="18"/>
                 <w:szCs w:val="18"/>
               </w:rPr>
@@ -1662,7 +1662,7 @@
             </w:r>
             <w:r>
               <w:rPr>
-                <w:rFonts w:ascii="Cairo" w:eastAsia="Calibri" w:hAnsi="Cairo" w:cs="Cairo"/>
+                <w:rFonts w:ascii="Tahoma" w:eastAsia="Tahoma" w:hAnsi="Tahoma" w:cs="Tahoma"/>
                 <w:sz w:val="18"/>
                 <w:szCs w:val="18"/>
               </w:rPr>
@@ -1678,14 +1678,14 @@
             <w:pPr>
               <w:jc w:val="center"/>
               <w:rPr>
-                <w:rFonts w:ascii="Cairo" w:eastAsia="Calibri" w:hAnsi="Cairo" w:cs="Cairo"/>
-                <w:sz w:val="18"/>
-                <w:szCs w:val="18"/>
-              </w:rPr>
-            </w:pPr>
-            <w:r>
-              <w:rPr>
-                <w:rFonts w:ascii="Cairo" w:eastAsia="Calibri" w:hAnsi="Cairo" w:cs="Cairo"/>
+                <w:rFonts w:ascii="Tahoma" w:eastAsia="Tahoma" w:hAnsi="Tahoma" w:cs="Tahoma"/>
+                <w:sz w:val="18"/>
+                <w:szCs w:val="18"/>
+              </w:rPr>
+            </w:pPr>
+            <w:r>
+              <w:rPr>
+                <w:rFonts w:ascii="Tahoma" w:eastAsia="Tahoma" w:hAnsi="Tahoma" w:cs="Tahoma"/>
                 <w:sz w:val="18"/>
                 <w:szCs w:val="18"/>
               </w:rPr>
@@ -1700,7 +1700,7 @@
           <w:p>
             <w:pPr>
               <w:rPr>
-                <w:rFonts w:ascii="Cairo" w:eastAsia="Calibri" w:hAnsi="Cairo" w:cs="Cairo"/>
+                <w:rFonts w:ascii="Tahoma" w:eastAsia="Tahoma" w:hAnsi="Tahoma" w:cs="Tahoma"/>
                 <w:sz w:val="18"/>
                 <w:szCs w:val="18"/>
               </w:rPr>
@@ -1721,14 +1721,14 @@
           <w:p>
             <w:pPr>
               <w:rPr>
-                <w:rFonts w:ascii="Cairo" w:eastAsia="Calibri" w:hAnsi="Cairo" w:cs="Cairo"/>
-                <w:sz w:val="18"/>
-                <w:szCs w:val="18"/>
-              </w:rPr>
-            </w:pPr>
-            <w:r>
-              <w:rPr>
-                <w:rFonts w:ascii="Cairo" w:eastAsia="Calibri" w:hAnsi="Cairo" w:cs="Cairo"/>
+                <w:rFonts w:ascii="Tahoma" w:eastAsia="Tahoma" w:hAnsi="Tahoma" w:cs="Tahoma"/>
+                <w:sz w:val="18"/>
+                <w:szCs w:val="18"/>
+              </w:rPr>
+            </w:pPr>
+            <w:r>
+              <w:rPr>
+                <w:rFonts w:ascii="Tahoma" w:eastAsia="Tahoma" w:hAnsi="Tahoma" w:cs="Tahoma"/>
                 <w:sz w:val="18"/>
                 <w:szCs w:val="18"/>
               </w:rPr>
@@ -1745,14 +1745,14 @@
             <w:pPr>
               <w:jc w:val="center"/>
               <w:rPr>
-                <w:rFonts w:ascii="Cairo" w:eastAsia="Calibri" w:hAnsi="Cairo" w:cs="Cairo"/>
-                <w:sz w:val="18"/>
-                <w:szCs w:val="18"/>
-              </w:rPr>
-            </w:pPr>
-            <w:r>
-              <w:rPr>
-                <w:rFonts w:ascii="Cairo" w:eastAsia="Calibri" w:hAnsi="Cairo" w:cs="Cairo"/>
+                <w:rFonts w:ascii="Tahoma" w:eastAsia="Tahoma" w:hAnsi="Tahoma" w:cs="Tahoma"/>
+                <w:sz w:val="18"/>
+                <w:szCs w:val="18"/>
+              </w:rPr>
+            </w:pPr>
+            <w:r>
+              <w:rPr>
+                <w:rFonts w:ascii="Tahoma" w:eastAsia="Tahoma" w:hAnsi="Tahoma" w:cs="Tahoma"/>
                 <w:sz w:val="18"/>
                 <w:szCs w:val="18"/>
               </w:rPr>
@@ -1768,7 +1768,7 @@
           <w:p>
             <w:pPr>
               <w:rPr>
-                <w:rFonts w:ascii="Cairo" w:eastAsia="Calibri" w:hAnsi="Cairo" w:cs="Cairo"/>
+                <w:rFonts w:ascii="Tahoma" w:eastAsia="Tahoma" w:hAnsi="Tahoma" w:cs="Tahoma"/>
                 <w:sz w:val="18"/>
                 <w:szCs w:val="18"/>
               </w:rPr>
@@ -1806,15 +1806,15 @@
               <w:spacing w:after="200"/>
               <w:jc w:val="center"/>
               <w:rPr>
-                <w:rFonts w:ascii="Cairo" w:eastAsia="Calibri" w:hAnsi="Cairo" w:cs="Cairo"/>
-                <w:color w:val="FFFFFF" w:themeColor="background1"/>
-                <w:sz w:val="18"/>
-                <w:szCs w:val="18"/>
-              </w:rPr>
-            </w:pPr>
-            <w:r>
-              <w:rPr>
-                <w:rFonts w:ascii="Cairo" w:eastAsia="Calibri" w:hAnsi="Cairo" w:cs="Cairo"/>
+                <w:rFonts w:ascii="Tahoma" w:eastAsia="Tahoma" w:hAnsi="Tahoma" w:cs="Tahoma"/>
+                <w:color w:val="FFFFFF" w:themeColor="background1"/>
+                <w:sz w:val="18"/>
+                <w:szCs w:val="18"/>
+              </w:rPr>
+            </w:pPr>
+            <w:r>
+              <w:rPr>
+                <w:rFonts w:ascii="Tahoma" w:eastAsia="Tahoma" w:hAnsi="Tahoma" w:cs="Tahoma"/>
                 <w:color w:val="FFFFFF" w:themeColor="background1"/>
                 <w:sz w:val="18"/>
                 <w:szCs w:val="18"/>
@@ -1833,15 +1833,15 @@
               <w:spacing w:after="200"/>
               <w:jc w:val="center"/>
               <w:rPr>
-                <w:rFonts w:ascii="Cairo" w:eastAsia="Calibri" w:hAnsi="Cairo" w:cs="Cairo"/>
-                <w:color w:val="FFFFFF" w:themeColor="background1"/>
-                <w:sz w:val="18"/>
-                <w:szCs w:val="18"/>
-              </w:rPr>
-            </w:pPr>
-            <w:r>
-              <w:rPr>
-                <w:rFonts w:ascii="Cairo" w:eastAsia="Calibri" w:hAnsi="Cairo" w:cs="Cairo"/>
+                <w:rFonts w:ascii="Tahoma" w:eastAsia="Tahoma" w:hAnsi="Tahoma" w:cs="Tahoma"/>
+                <w:color w:val="FFFFFF" w:themeColor="background1"/>
+                <w:sz w:val="18"/>
+                <w:szCs w:val="18"/>
+              </w:rPr>
+            </w:pPr>
+            <w:r>
+              <w:rPr>
+                <w:rFonts w:ascii="Tahoma" w:eastAsia="Tahoma" w:hAnsi="Tahoma" w:cs="Tahoma"/>
                 <w:color w:val="FFFFFF" w:themeColor="background1"/>
                 <w:sz w:val="18"/>
                 <w:szCs w:val="18"/>
@@ -1859,15 +1859,15 @@
             <w:pPr>
               <w:spacing w:after="200"/>
               <w:rPr>
-                <w:rFonts w:ascii="Cairo" w:eastAsia="Calibri" w:hAnsi="Cairo" w:cs="Cairo"/>
-                <w:color w:val="FFFFFF" w:themeColor="background1"/>
-                <w:sz w:val="18"/>
-                <w:szCs w:val="18"/>
-              </w:rPr>
-            </w:pPr>
-            <w:r>
-              <w:rPr>
-                <w:rFonts w:ascii="Cairo" w:eastAsia="Calibri" w:hAnsi="Cairo" w:cs="Cairo"/>
+                <w:rFonts w:ascii="Tahoma" w:eastAsia="Tahoma" w:hAnsi="Tahoma" w:cs="Tahoma"/>
+                <w:color w:val="FFFFFF" w:themeColor="background1"/>
+                <w:sz w:val="18"/>
+                <w:szCs w:val="18"/>
+              </w:rPr>
+            </w:pPr>
+            <w:r>
+              <w:rPr>
+                <w:rFonts w:ascii="Tahoma" w:eastAsia="Tahoma" w:hAnsi="Tahoma" w:cs="Tahoma"/>
                 <w:color w:val="FFFFFF" w:themeColor="background1"/>
                 <w:sz w:val="18"/>
                 <w:szCs w:val="18"/>
@@ -1889,14 +1889,14 @@
             <w:pPr>
               <w:spacing w:after="200"/>
               <w:rPr>
-                <w:rFonts w:ascii="Cairo" w:eastAsia="Calibri" w:hAnsi="Cairo" w:cs="Cairo"/>
-                <w:sz w:val="18"/>
-                <w:szCs w:val="18"/>
-              </w:rPr>
-            </w:pPr>
-            <w:r>
-              <w:rPr>
-                <w:rFonts w:ascii="Cairo" w:eastAsia="Calibri" w:hAnsi="Cairo" w:cs="Cairo"/>
+                <w:rFonts w:ascii="Tahoma" w:eastAsia="Tahoma" w:hAnsi="Tahoma" w:cs="Tahoma"/>
+                <w:sz w:val="18"/>
+                <w:szCs w:val="18"/>
+              </w:rPr>
+            </w:pPr>
+            <w:r>
+              <w:rPr>
+                <w:rFonts w:ascii="Tahoma" w:eastAsia="Tahoma" w:hAnsi="Tahoma" w:cs="Tahoma"/>
                 <w:sz w:val="18"/>
                 <w:szCs w:val="18"/>
               </w:rPr>
@@ -1904,7 +1904,7 @@
             </w:r>
             <w:r>
               <w:rPr>
-                <w:rFonts w:ascii="Cairo" w:eastAsia="Calibri" w:hAnsi="Cairo" w:cs="Cairo"/>
+                <w:rFonts w:ascii="Tahoma" w:eastAsia="Tahoma" w:hAnsi="Tahoma" w:cs="Tahoma"/>
                 <w:sz w:val="18"/>
                 <w:szCs w:val="18"/>
               </w:rPr>
@@ -1921,14 +1921,14 @@
               <w:spacing w:after="200"/>
               <w:jc w:val="center"/>
               <w:rPr>
-                <w:rFonts w:ascii="Cairo" w:eastAsia="Calibri" w:hAnsi="Cairo" w:cs="Cairo"/>
-                <w:sz w:val="18"/>
-                <w:szCs w:val="18"/>
-              </w:rPr>
-            </w:pPr>
-            <w:r>
-              <w:rPr>
-                <w:rFonts w:ascii="Cairo" w:eastAsia="Calibri" w:hAnsi="Cairo" w:cs="Cairo"/>
+                <w:rFonts w:ascii="Tahoma" w:eastAsia="Tahoma" w:hAnsi="Tahoma" w:cs="Tahoma"/>
+                <w:sz w:val="18"/>
+                <w:szCs w:val="18"/>
+              </w:rPr>
+            </w:pPr>
+            <w:r>
+              <w:rPr>
+                <w:rFonts w:ascii="Tahoma" w:eastAsia="Tahoma" w:hAnsi="Tahoma" w:cs="Tahoma"/>
                 <w:sz w:val="18"/>
                 <w:szCs w:val="18"/>
               </w:rPr>
@@ -1944,7 +1944,7 @@
             <w:pPr>
               <w:spacing w:after="200"/>
               <w:rPr>
-                <w:rFonts w:ascii="Cairo" w:eastAsia="Calibri" w:hAnsi="Cairo" w:cs="Cairo"/>
+                <w:rFonts w:ascii="Tahoma" w:eastAsia="Tahoma" w:hAnsi="Tahoma" w:cs="Tahoma"/>
                 <w:sz w:val="18"/>
                 <w:szCs w:val="18"/>
               </w:rPr>
@@ -1964,14 +1964,14 @@
             <w:pPr>
               <w:spacing w:after="200"/>
               <w:rPr>
-                <w:rFonts w:ascii="Cairo" w:eastAsia="Calibri" w:hAnsi="Cairo" w:cs="Cairo"/>
-                <w:sz w:val="18"/>
-                <w:szCs w:val="18"/>
-              </w:rPr>
-            </w:pPr>
-            <w:r>
-              <w:rPr>
-                <w:rFonts w:ascii="Cairo" w:eastAsia="Calibri" w:hAnsi="Cairo" w:cs="Cairo"/>
+                <w:rFonts w:ascii="Tahoma" w:eastAsia="Tahoma" w:hAnsi="Tahoma" w:cs="Tahoma"/>
+                <w:sz w:val="18"/>
+                <w:szCs w:val="18"/>
+              </w:rPr>
+            </w:pPr>
+            <w:r>
+              <w:rPr>
+                <w:rFonts w:ascii="Tahoma" w:eastAsia="Tahoma" w:hAnsi="Tahoma" w:cs="Tahoma"/>
                 <w:sz w:val="18"/>
                 <w:szCs w:val="18"/>
               </w:rPr>
@@ -1979,7 +1979,7 @@
             </w:r>
             <w:r>
               <w:rPr>
-                <w:rFonts w:ascii="Cairo" w:eastAsia="Calibri" w:hAnsi="Cairo" w:cs="Cairo"/>
+                <w:rFonts w:ascii="Tahoma" w:eastAsia="Tahoma" w:hAnsi="Tahoma" w:cs="Tahoma"/>
                 <w:sz w:val="18"/>
                 <w:szCs w:val="18"/>
               </w:rPr>
@@ -1987,7 +1987,7 @@
             </w:r>
             <w:r>
               <w:rPr>
-                <w:rFonts w:ascii="Cairo" w:eastAsia="Calibri" w:hAnsi="Cairo" w:cs="Cairo"/>
+                <w:rFonts w:ascii="Tahoma" w:eastAsia="Tahoma" w:hAnsi="Tahoma" w:cs="Tahoma"/>
                 <w:sz w:val="18"/>
                 <w:szCs w:val="18"/>
               </w:rPr>
@@ -1995,7 +1995,7 @@
             </w:r>
             <w:r>
               <w:rPr>
-                <w:rFonts w:ascii="Cairo" w:eastAsia="Calibri" w:hAnsi="Cairo" w:cs="Cairo"/>
+                <w:rFonts w:ascii="Tahoma" w:eastAsia="Tahoma" w:hAnsi="Tahoma" w:cs="Tahoma"/>
                 <w:sz w:val="18"/>
                 <w:szCs w:val="18"/>
               </w:rPr>
@@ -2012,14 +2012,14 @@
               <w:spacing w:after="200"/>
               <w:jc w:val="center"/>
               <w:rPr>
-                <w:rFonts w:ascii="Cairo" w:eastAsia="Calibri" w:hAnsi="Cairo" w:cs="Cairo"/>
-                <w:sz w:val="18"/>
-                <w:szCs w:val="18"/>
-              </w:rPr>
-            </w:pPr>
-            <w:r>
-              <w:rPr>
-                <w:rFonts w:ascii="Cairo" w:eastAsia="Calibri" w:hAnsi="Cairo" w:cs="Cairo"/>
+                <w:rFonts w:ascii="Tahoma" w:eastAsia="Tahoma" w:hAnsi="Tahoma" w:cs="Tahoma"/>
+                <w:sz w:val="18"/>
+                <w:szCs w:val="18"/>
+              </w:rPr>
+            </w:pPr>
+            <w:r>
+              <w:rPr>
+                <w:rFonts w:ascii="Tahoma" w:eastAsia="Tahoma" w:hAnsi="Tahoma" w:cs="Tahoma"/>
                 <w:sz w:val="18"/>
                 <w:szCs w:val="18"/>
               </w:rPr>
@@ -2035,7 +2035,7 @@
             <w:pPr>
               <w:spacing w:after="200"/>
               <w:rPr>
-                <w:rFonts w:ascii="Cairo" w:eastAsia="Calibri" w:hAnsi="Cairo" w:cs="Cairo"/>
+                <w:rFonts w:ascii="Tahoma" w:eastAsia="Tahoma" w:hAnsi="Tahoma" w:cs="Tahoma"/>
                 <w:sz w:val="18"/>
                 <w:szCs w:val="18"/>
               </w:rPr>
@@ -2055,14 +2055,14 @@
             <w:pPr>
               <w:spacing w:after="200"/>
               <w:rPr>
-                <w:rFonts w:ascii="Cairo" w:eastAsia="Calibri" w:hAnsi="Cairo" w:cs="Cairo"/>
-                <w:sz w:val="18"/>
-                <w:szCs w:val="18"/>
-              </w:rPr>
-            </w:pPr>
-            <w:r>
-              <w:rPr>
-                <w:rFonts w:ascii="Cairo" w:eastAsia="Calibri" w:hAnsi="Cairo" w:cs="Cairo"/>
+                <w:rFonts w:ascii="Tahoma" w:eastAsia="Tahoma" w:hAnsi="Tahoma" w:cs="Tahoma"/>
+                <w:sz w:val="18"/>
+                <w:szCs w:val="18"/>
+              </w:rPr>
+            </w:pPr>
+            <w:r>
+              <w:rPr>
+                <w:rFonts w:ascii="Tahoma" w:eastAsia="Tahoma" w:hAnsi="Tahoma" w:cs="Tahoma"/>
                 <w:sz w:val="18"/>
                 <w:szCs w:val="18"/>
               </w:rPr>
@@ -2070,7 +2070,7 @@
             </w:r>
             <w:r>
               <w:rPr>
-                <w:rFonts w:ascii="Cairo" w:eastAsia="Calibri" w:hAnsi="Cairo" w:cs="Cairo"/>
+                <w:rFonts w:ascii="Tahoma" w:eastAsia="Tahoma" w:hAnsi="Tahoma" w:cs="Tahoma"/>
                 <w:sz w:val="18"/>
                 <w:szCs w:val="18"/>
               </w:rPr>
@@ -2087,14 +2087,14 @@
               <w:spacing w:after="200"/>
               <w:jc w:val="center"/>
               <w:rPr>
-                <w:rFonts w:ascii="Cairo" w:eastAsia="Calibri" w:hAnsi="Cairo" w:cs="Cairo"/>
-                <w:sz w:val="18"/>
-                <w:szCs w:val="18"/>
-              </w:rPr>
-            </w:pPr>
-            <w:r>
-              <w:rPr>
-                <w:rFonts w:ascii="Cairo" w:eastAsia="Calibri" w:hAnsi="Cairo" w:cs="Cairo"/>
+                <w:rFonts w:ascii="Tahoma" w:eastAsia="Tahoma" w:hAnsi="Tahoma" w:cs="Tahoma"/>
+                <w:sz w:val="18"/>
+                <w:szCs w:val="18"/>
+              </w:rPr>
+            </w:pPr>
+            <w:r>
+              <w:rPr>
+                <w:rFonts w:ascii="Tahoma" w:eastAsia="Tahoma" w:hAnsi="Tahoma" w:cs="Tahoma"/>
                 <w:sz w:val="18"/>
                 <w:szCs w:val="18"/>
               </w:rPr>
@@ -2110,7 +2110,7 @@
             <w:pPr>
               <w:spacing w:after="200"/>
               <w:rPr>
-                <w:rFonts w:ascii="Cairo" w:eastAsia="Calibri" w:hAnsi="Cairo" w:cs="Cairo"/>
+                <w:rFonts w:ascii="Tahoma" w:eastAsia="Tahoma" w:hAnsi="Tahoma" w:cs="Tahoma"/>
                 <w:sz w:val="18"/>
                 <w:szCs w:val="18"/>
               </w:rPr>
@@ -2130,14 +2130,14 @@
             <w:pPr>
               <w:spacing w:after="200"/>
               <w:rPr>
-                <w:rFonts w:ascii="Cairo" w:eastAsia="Calibri" w:hAnsi="Cairo" w:cs="Cairo"/>
-                <w:sz w:val="18"/>
-                <w:szCs w:val="18"/>
-              </w:rPr>
-            </w:pPr>
-            <w:r>
-              <w:rPr>
-                <w:rFonts w:ascii="Cairo" w:eastAsia="Calibri" w:hAnsi="Cairo" w:cs="Cairo"/>
+                <w:rFonts w:ascii="Tahoma" w:eastAsia="Tahoma" w:hAnsi="Tahoma" w:cs="Tahoma"/>
+                <w:sz w:val="18"/>
+                <w:szCs w:val="18"/>
+              </w:rPr>
+            </w:pPr>
+            <w:r>
+              <w:rPr>
+                <w:rFonts w:ascii="Tahoma" w:eastAsia="Tahoma" w:hAnsi="Tahoma" w:cs="Tahoma"/>
                 <w:sz w:val="18"/>
                 <w:szCs w:val="18"/>
               </w:rPr>
@@ -2145,7 +2145,7 @@
             </w:r>
             <w:r>
               <w:rPr>
-                <w:rFonts w:ascii="Cairo" w:eastAsia="Calibri" w:hAnsi="Cairo" w:cs="Cairo"/>
+                <w:rFonts w:ascii="Tahoma" w:eastAsia="Tahoma" w:hAnsi="Tahoma" w:cs="Tahoma"/>
                 <w:sz w:val="18"/>
                 <w:szCs w:val="18"/>
               </w:rPr>
@@ -2162,14 +2162,14 @@
               <w:spacing w:after="200"/>
               <w:jc w:val="center"/>
               <w:rPr>
-                <w:rFonts w:ascii="Cairo" w:eastAsia="Calibri" w:hAnsi="Cairo" w:cs="Cairo"/>
-                <w:sz w:val="18"/>
-                <w:szCs w:val="18"/>
-              </w:rPr>
-            </w:pPr>
-            <w:r>
-              <w:rPr>
-                <w:rFonts w:ascii="Cairo" w:eastAsia="Calibri" w:hAnsi="Cairo" w:cs="Cairo"/>
+                <w:rFonts w:ascii="Tahoma" w:eastAsia="Tahoma" w:hAnsi="Tahoma" w:cs="Tahoma"/>
+                <w:sz w:val="18"/>
+                <w:szCs w:val="18"/>
+              </w:rPr>
+            </w:pPr>
+            <w:r>
+              <w:rPr>
+                <w:rFonts w:ascii="Tahoma" w:eastAsia="Tahoma" w:hAnsi="Tahoma" w:cs="Tahoma"/>
                 <w:sz w:val="18"/>
                 <w:szCs w:val="18"/>
               </w:rPr>
@@ -2185,7 +2185,7 @@
             <w:pPr>
               <w:spacing w:after="200"/>
               <w:rPr>
-                <w:rFonts w:ascii="Cairo" w:eastAsia="Calibri" w:hAnsi="Cairo" w:cs="Cairo"/>
+                <w:rFonts w:ascii="Tahoma" w:eastAsia="Tahoma" w:hAnsi="Tahoma" w:cs="Tahoma"/>
                 <w:sz w:val="18"/>
                 <w:szCs w:val="18"/>
               </w:rPr>
@@ -2205,14 +2205,14 @@
             <w:pPr>
               <w:spacing w:after="200"/>
               <w:rPr>
-                <w:rFonts w:ascii="Cairo" w:eastAsia="Calibri" w:hAnsi="Cairo" w:cs="Cairo"/>
-                <w:sz w:val="18"/>
-                <w:szCs w:val="18"/>
-              </w:rPr>
-            </w:pPr>
-            <w:r>
-              <w:rPr>
-                <w:rFonts w:ascii="Cairo" w:eastAsia="Calibri" w:hAnsi="Cairo" w:cs="Cairo"/>
+                <w:rFonts w:ascii="Tahoma" w:eastAsia="Tahoma" w:hAnsi="Tahoma" w:cs="Tahoma"/>
+                <w:sz w:val="18"/>
+                <w:szCs w:val="18"/>
+              </w:rPr>
+            </w:pPr>
+            <w:r>
+              <w:rPr>
+                <w:rFonts w:ascii="Tahoma" w:eastAsia="Tahoma" w:hAnsi="Tahoma" w:cs="Tahoma"/>
                 <w:sz w:val="18"/>
                 <w:szCs w:val="18"/>
               </w:rPr>
@@ -2229,14 +2229,14 @@
               <w:spacing w:after="200"/>
               <w:jc w:val="center"/>
               <w:rPr>
-                <w:rFonts w:ascii="Cairo" w:eastAsia="Calibri" w:hAnsi="Cairo" w:cs="Cairo"/>
-                <w:sz w:val="18"/>
-                <w:szCs w:val="18"/>
-              </w:rPr>
-            </w:pPr>
-            <w:r>
-              <w:rPr>
-                <w:rFonts w:ascii="Cairo" w:eastAsia="Calibri" w:hAnsi="Cairo" w:cs="Cairo"/>
+                <w:rFonts w:ascii="Tahoma" w:eastAsia="Tahoma" w:hAnsi="Tahoma" w:cs="Tahoma"/>
+                <w:sz w:val="18"/>
+                <w:szCs w:val="18"/>
+              </w:rPr>
+            </w:pPr>
+            <w:r>
+              <w:rPr>
+                <w:rFonts w:ascii="Tahoma" w:eastAsia="Tahoma" w:hAnsi="Tahoma" w:cs="Tahoma"/>
                 <w:sz w:val="18"/>
                 <w:szCs w:val="18"/>
               </w:rPr>
@@ -2252,7 +2252,7 @@
             <w:pPr>
               <w:spacing w:after="200"/>
               <w:rPr>
-                <w:rFonts w:ascii="Cairo" w:eastAsia="Calibri" w:hAnsi="Cairo" w:cs="Cairo"/>
+                <w:rFonts w:ascii="Tahoma" w:eastAsia="Tahoma" w:hAnsi="Tahoma" w:cs="Tahoma"/>
                 <w:sz w:val="18"/>
                 <w:szCs w:val="18"/>
               </w:rPr>
@@ -2272,14 +2272,14 @@
             <w:pPr>
               <w:spacing w:after="200"/>
               <w:rPr>
-                <w:rFonts w:ascii="Cairo" w:eastAsia="Calibri" w:hAnsi="Cairo" w:cs="Cairo"/>
-                <w:sz w:val="18"/>
-                <w:szCs w:val="18"/>
-              </w:rPr>
-            </w:pPr>
-            <w:r>
-              <w:rPr>
-                <w:rFonts w:ascii="Cairo" w:eastAsia="Calibri" w:hAnsi="Cairo" w:cs="Cairo"/>
+                <w:rFonts w:ascii="Tahoma" w:eastAsia="Tahoma" w:hAnsi="Tahoma" w:cs="Tahoma"/>
+                <w:sz w:val="18"/>
+                <w:szCs w:val="18"/>
+              </w:rPr>
+            </w:pPr>
+            <w:r>
+              <w:rPr>
+                <w:rFonts w:ascii="Tahoma" w:eastAsia="Tahoma" w:hAnsi="Tahoma" w:cs="Tahoma"/>
                 <w:sz w:val="18"/>
                 <w:szCs w:val="18"/>
               </w:rPr>
@@ -2296,14 +2296,14 @@
               <w:spacing w:after="200"/>
               <w:jc w:val="center"/>
               <w:rPr>
-                <w:rFonts w:ascii="Cairo" w:eastAsia="Calibri" w:hAnsi="Cairo" w:cs="Cairo"/>
-                <w:sz w:val="18"/>
-                <w:szCs w:val="18"/>
-              </w:rPr>
-            </w:pPr>
-            <w:r>
-              <w:rPr>
-                <w:rFonts w:ascii="Cairo" w:eastAsia="Calibri" w:hAnsi="Cairo" w:cs="Cairo"/>
+                <w:rFonts w:ascii="Tahoma" w:eastAsia="Tahoma" w:hAnsi="Tahoma" w:cs="Tahoma"/>
+                <w:sz w:val="18"/>
+                <w:szCs w:val="18"/>
+              </w:rPr>
+            </w:pPr>
+            <w:r>
+              <w:rPr>
+                <w:rFonts w:ascii="Tahoma" w:eastAsia="Tahoma" w:hAnsi="Tahoma" w:cs="Tahoma"/>
                 <w:sz w:val="18"/>
                 <w:szCs w:val="18"/>
               </w:rPr>
@@ -2319,7 +2319,7 @@
             <w:pPr>
               <w:spacing w:after="200"/>
               <w:rPr>
-                <w:rFonts w:ascii="Cairo" w:eastAsia="Calibri" w:hAnsi="Cairo" w:cs="Cairo"/>
+                <w:rFonts w:ascii="Tahoma" w:eastAsia="Tahoma" w:hAnsi="Tahoma" w:cs="Tahoma"/>
                 <w:sz w:val="18"/>
                 <w:szCs w:val="18"/>
               </w:rPr>
@@ -2339,14 +2339,14 @@
             <w:pPr>
               <w:spacing w:after="200"/>
               <w:rPr>
-                <w:rFonts w:ascii="Cairo" w:eastAsia="Calibri" w:hAnsi="Cairo" w:cs="Cairo"/>
-                <w:sz w:val="18"/>
-                <w:szCs w:val="18"/>
-              </w:rPr>
-            </w:pPr>
-            <w:r>
-              <w:rPr>
-                <w:rFonts w:ascii="Cairo" w:eastAsia="Calibri" w:hAnsi="Cairo" w:cs="Cairo"/>
+                <w:rFonts w:ascii="Tahoma" w:eastAsia="Tahoma" w:hAnsi="Tahoma" w:cs="Tahoma"/>
+                <w:sz w:val="18"/>
+                <w:szCs w:val="18"/>
+              </w:rPr>
+            </w:pPr>
+            <w:r>
+              <w:rPr>
+                <w:rFonts w:ascii="Tahoma" w:eastAsia="Tahoma" w:hAnsi="Tahoma" w:cs="Tahoma"/>
                 <w:sz w:val="18"/>
                 <w:szCs w:val="18"/>
               </w:rPr>
@@ -2355,7 +2355,7 @@
             </w:r>
             <w:r>
               <w:rPr>
-                <w:rFonts w:ascii="Cairo" w:eastAsia="Calibri" w:hAnsi="Cairo" w:cs="Cairo"/>
+                <w:rFonts w:ascii="Tahoma" w:eastAsia="Tahoma" w:hAnsi="Tahoma" w:cs="Tahoma"/>
                 <w:sz w:val="18"/>
                 <w:szCs w:val="18"/>
               </w:rPr>
@@ -2372,14 +2372,14 @@
               <w:spacing w:after="200"/>
               <w:jc w:val="center"/>
               <w:rPr>
-                <w:rFonts w:ascii="Cairo" w:eastAsia="Calibri" w:hAnsi="Cairo" w:cs="Cairo"/>
-                <w:sz w:val="18"/>
-                <w:szCs w:val="18"/>
-              </w:rPr>
-            </w:pPr>
-            <w:r>
-              <w:rPr>
-                <w:rFonts w:ascii="Cairo" w:eastAsia="Calibri" w:hAnsi="Cairo" w:cs="Cairo"/>
+                <w:rFonts w:ascii="Tahoma" w:eastAsia="Tahoma" w:hAnsi="Tahoma" w:cs="Tahoma"/>
+                <w:sz w:val="18"/>
+                <w:szCs w:val="18"/>
+              </w:rPr>
+            </w:pPr>
+            <w:r>
+              <w:rPr>
+                <w:rFonts w:ascii="Tahoma" w:eastAsia="Tahoma" w:hAnsi="Tahoma" w:cs="Tahoma"/>
                 <w:sz w:val="18"/>
                 <w:szCs w:val="18"/>
               </w:rPr>
@@ -2395,7 +2395,7 @@
             <w:pPr>
               <w:spacing w:after="200"/>
               <w:rPr>
-                <w:rFonts w:ascii="Cairo" w:eastAsia="Calibri" w:hAnsi="Cairo" w:cs="Cairo"/>
+                <w:rFonts w:ascii="Tahoma" w:eastAsia="Tahoma" w:hAnsi="Tahoma" w:cs="Tahoma"/>
                 <w:sz w:val="18"/>
                 <w:szCs w:val="18"/>
               </w:rPr>
@@ -2415,14 +2415,14 @@
             <w:pPr>
               <w:spacing w:after="200"/>
               <w:rPr>
-                <w:rFonts w:ascii="Cairo" w:eastAsia="Calibri" w:hAnsi="Cairo" w:cs="Cairo"/>
-                <w:sz w:val="18"/>
-                <w:szCs w:val="18"/>
-              </w:rPr>
-            </w:pPr>
-            <w:r>
-              <w:rPr>
-                <w:rFonts w:ascii="Cairo" w:eastAsia="Calibri" w:hAnsi="Cairo" w:cs="Cairo"/>
+                <w:rFonts w:ascii="Tahoma" w:eastAsia="Tahoma" w:hAnsi="Tahoma" w:cs="Tahoma"/>
+                <w:sz w:val="18"/>
+                <w:szCs w:val="18"/>
+              </w:rPr>
+            </w:pPr>
+            <w:r>
+              <w:rPr>
+                <w:rFonts w:ascii="Tahoma" w:eastAsia="Tahoma" w:hAnsi="Tahoma" w:cs="Tahoma"/>
                 <w:sz w:val="18"/>
                 <w:szCs w:val="18"/>
               </w:rPr>
@@ -2430,7 +2430,7 @@
             </w:r>
             <w:r>
               <w:rPr>
-                <w:rFonts w:ascii="Cairo" w:eastAsia="Calibri" w:hAnsi="Cairo" w:cs="Cairo"/>
+                <w:rFonts w:ascii="Tahoma" w:eastAsia="Tahoma" w:hAnsi="Tahoma" w:cs="Tahoma"/>
                 <w:sz w:val="18"/>
                 <w:szCs w:val="18"/>
               </w:rPr>
@@ -2447,14 +2447,14 @@
               <w:spacing w:after="200"/>
               <w:jc w:val="center"/>
               <w:rPr>
-                <w:rFonts w:ascii="Cairo" w:eastAsia="Calibri" w:hAnsi="Cairo" w:cs="Cairo"/>
-                <w:sz w:val="18"/>
-                <w:szCs w:val="18"/>
-              </w:rPr>
-            </w:pPr>
-            <w:r>
-              <w:rPr>
-                <w:rFonts w:ascii="Cairo" w:eastAsia="Calibri" w:hAnsi="Cairo" w:cs="Cairo"/>
+                <w:rFonts w:ascii="Tahoma" w:eastAsia="Tahoma" w:hAnsi="Tahoma" w:cs="Tahoma"/>
+                <w:sz w:val="18"/>
+                <w:szCs w:val="18"/>
+              </w:rPr>
+            </w:pPr>
+            <w:r>
+              <w:rPr>
+                <w:rFonts w:ascii="Tahoma" w:eastAsia="Tahoma" w:hAnsi="Tahoma" w:cs="Tahoma"/>
                 <w:sz w:val="18"/>
                 <w:szCs w:val="18"/>
               </w:rPr>
@@ -2470,7 +2470,7 @@
             <w:pPr>
               <w:spacing w:after="200"/>
               <w:rPr>
-                <w:rFonts w:ascii="Cairo" w:eastAsia="Calibri" w:hAnsi="Cairo" w:cs="Cairo"/>
+                <w:rFonts w:ascii="Tahoma" w:eastAsia="Tahoma" w:hAnsi="Tahoma" w:cs="Tahoma"/>
                 <w:sz w:val="18"/>
                 <w:szCs w:val="18"/>
               </w:rPr>
@@ -2490,14 +2490,14 @@
             <w:pPr>
               <w:spacing w:after="200"/>
               <w:rPr>
-                <w:rFonts w:ascii="Cairo" w:eastAsia="Calibri" w:hAnsi="Cairo" w:cs="Cairo"/>
-                <w:sz w:val="18"/>
-                <w:szCs w:val="18"/>
-              </w:rPr>
-            </w:pPr>
-            <w:r>
-              <w:rPr>
-                <w:rFonts w:ascii="Cairo" w:eastAsia="Calibri" w:hAnsi="Cairo" w:cs="Cairo"/>
+                <w:rFonts w:ascii="Tahoma" w:eastAsia="Tahoma" w:hAnsi="Tahoma" w:cs="Tahoma"/>
+                <w:sz w:val="18"/>
+                <w:szCs w:val="18"/>
+              </w:rPr>
+            </w:pPr>
+            <w:r>
+              <w:rPr>
+                <w:rFonts w:ascii="Tahoma" w:eastAsia="Tahoma" w:hAnsi="Tahoma" w:cs="Tahoma"/>
                 <w:sz w:val="18"/>
                 <w:szCs w:val="18"/>
               </w:rPr>
@@ -2505,7 +2505,7 @@
             </w:r>
             <w:r>
               <w:rPr>
-                <w:rFonts w:ascii="Cairo" w:eastAsia="Calibri" w:hAnsi="Cairo" w:cs="Cairo"/>
+                <w:rFonts w:ascii="Tahoma" w:eastAsia="Tahoma" w:hAnsi="Tahoma" w:cs="Tahoma"/>
                 <w:sz w:val="18"/>
                 <w:szCs w:val="18"/>
               </w:rPr>
@@ -2513,7 +2513,7 @@
             </w:r>
             <w:r>
               <w:rPr>
-                <w:rFonts w:ascii="Cairo" w:eastAsia="Calibri" w:hAnsi="Cairo" w:cs="Cairo"/>
+                <w:rFonts w:ascii="Tahoma" w:eastAsia="Tahoma" w:hAnsi="Tahoma" w:cs="Tahoma"/>
                 <w:sz w:val="18"/>
                 <w:szCs w:val="18"/>
               </w:rPr>
@@ -2530,14 +2530,14 @@
               <w:spacing w:after="200"/>
               <w:jc w:val="center"/>
               <w:rPr>
-                <w:rFonts w:ascii="Cairo" w:eastAsia="Calibri" w:hAnsi="Cairo" w:cs="Cairo"/>
-                <w:sz w:val="18"/>
-                <w:szCs w:val="18"/>
-              </w:rPr>
-            </w:pPr>
-            <w:r>
-              <w:rPr>
-                <w:rFonts w:ascii="Cairo" w:eastAsia="Calibri" w:hAnsi="Cairo" w:cs="Cairo"/>
+                <w:rFonts w:ascii="Tahoma" w:eastAsia="Tahoma" w:hAnsi="Tahoma" w:cs="Tahoma"/>
+                <w:sz w:val="18"/>
+                <w:szCs w:val="18"/>
+              </w:rPr>
+            </w:pPr>
+            <w:r>
+              <w:rPr>
+                <w:rFonts w:ascii="Tahoma" w:eastAsia="Tahoma" w:hAnsi="Tahoma" w:cs="Tahoma"/>
                 <w:sz w:val="18"/>
                 <w:szCs w:val="18"/>
               </w:rPr>
@@ -2553,7 +2553,7 @@
             <w:pPr>
               <w:spacing w:after="200"/>
               <w:rPr>
-                <w:rFonts w:ascii="Cairo" w:eastAsia="Calibri" w:hAnsi="Cairo" w:cs="Cairo"/>
+                <w:rFonts w:ascii="Tahoma" w:eastAsia="Tahoma" w:hAnsi="Tahoma" w:cs="Tahoma"/>
                 <w:sz w:val="18"/>
                 <w:szCs w:val="18"/>
               </w:rPr>
@@ -2573,14 +2573,14 @@
             <w:pPr>
               <w:spacing w:after="200"/>
               <w:rPr>
-                <w:rFonts w:ascii="Cairo" w:eastAsia="Calibri" w:hAnsi="Cairo" w:cs="Cairo"/>
-                <w:sz w:val="18"/>
-                <w:szCs w:val="18"/>
-              </w:rPr>
-            </w:pPr>
-            <w:r>
-              <w:rPr>
-                <w:rFonts w:ascii="Cairo" w:eastAsia="Calibri" w:hAnsi="Cairo" w:cs="Cairo"/>
+                <w:rFonts w:ascii="Tahoma" w:eastAsia="Tahoma" w:hAnsi="Tahoma" w:cs="Tahoma"/>
+                <w:sz w:val="18"/>
+                <w:szCs w:val="18"/>
+              </w:rPr>
+            </w:pPr>
+            <w:r>
+              <w:rPr>
+                <w:rFonts w:ascii="Tahoma" w:eastAsia="Tahoma" w:hAnsi="Tahoma" w:cs="Tahoma"/>
                 <w:sz w:val="18"/>
                 <w:szCs w:val="18"/>
               </w:rPr>
@@ -2597,14 +2597,14 @@
               <w:spacing w:after="200"/>
               <w:jc w:val="center"/>
               <w:rPr>
-                <w:rFonts w:ascii="Cairo" w:eastAsia="Calibri" w:hAnsi="Cairo" w:cs="Cairo"/>
-                <w:sz w:val="18"/>
-                <w:szCs w:val="18"/>
-              </w:rPr>
-            </w:pPr>
-            <w:r>
-              <w:rPr>
-                <w:rFonts w:ascii="Cairo" w:eastAsia="Calibri" w:hAnsi="Cairo" w:cs="Cairo"/>
+                <w:rFonts w:ascii="Tahoma" w:eastAsia="Tahoma" w:hAnsi="Tahoma" w:cs="Tahoma"/>
+                <w:sz w:val="18"/>
+                <w:szCs w:val="18"/>
+              </w:rPr>
+            </w:pPr>
+            <w:r>
+              <w:rPr>
+                <w:rFonts w:ascii="Tahoma" w:eastAsia="Tahoma" w:hAnsi="Tahoma" w:cs="Tahoma"/>
                 <w:sz w:val="18"/>
                 <w:szCs w:val="18"/>
               </w:rPr>
@@ -2620,7 +2620,7 @@
             <w:pPr>
               <w:spacing w:after="200"/>
               <w:rPr>
-                <w:rFonts w:ascii="Cairo" w:eastAsia="Calibri" w:hAnsi="Cairo" w:cs="Cairo"/>
+                <w:rFonts w:ascii="Tahoma" w:eastAsia="Tahoma" w:hAnsi="Tahoma" w:cs="Tahoma"/>
                 <w:sz w:val="18"/>
                 <w:szCs w:val="18"/>
               </w:rPr>
@@ -2642,14 +2642,14 @@
               <w:spacing w:after="200"/>
               <w:jc w:val="right"/>
               <w:rPr>
-                <w:rFonts w:ascii="Cairo" w:eastAsia="Calibri" w:hAnsi="Cairo" w:cs="Cairo"/>
-                <w:sz w:val="18"/>
-                <w:szCs w:val="18"/>
-              </w:rPr>
-            </w:pPr>
-            <w:r>
-              <w:rPr>
-                <w:rFonts w:ascii="Cairo" w:eastAsia="Calibri" w:hAnsi="Cairo" w:cs="Cairo"/>
+                <w:rFonts w:ascii="Tahoma" w:eastAsia="Tahoma" w:hAnsi="Tahoma" w:cs="Tahoma"/>
+                <w:sz w:val="18"/>
+                <w:szCs w:val="18"/>
+              </w:rPr>
+            </w:pPr>
+            <w:r>
+              <w:rPr>
+                <w:rFonts w:ascii="Tahoma" w:eastAsia="Tahoma" w:hAnsi="Tahoma" w:cs="Tahoma"/>
                 <w:sz w:val="18"/>
                 <w:szCs w:val="18"/>
               </w:rPr>
@@ -2667,14 +2667,14 @@
               <w:spacing w:after="200"/>
               <w:jc w:val="center"/>
               <w:rPr>
-                <w:rFonts w:ascii="Cairo" w:eastAsia="Calibri" w:hAnsi="Cairo" w:cs="Cairo"/>
-                <w:sz w:val="18"/>
-                <w:szCs w:val="18"/>
-              </w:rPr>
-            </w:pPr>
-            <w:r>
-              <w:rPr>
-                <w:rFonts w:ascii="Cairo" w:eastAsia="Calibri" w:hAnsi="Cairo" w:cs="Cairo"/>
+                <w:rFonts w:ascii="Tahoma" w:eastAsia="Tahoma" w:hAnsi="Tahoma" w:cs="Tahoma"/>
+                <w:sz w:val="18"/>
+                <w:szCs w:val="18"/>
+              </w:rPr>
+            </w:pPr>
+            <w:r>
+              <w:rPr>
+                <w:rFonts w:ascii="Tahoma" w:eastAsia="Tahoma" w:hAnsi="Tahoma" w:cs="Tahoma"/>
                 <w:sz w:val="18"/>
                 <w:szCs w:val="18"/>
               </w:rPr>
@@ -2691,7 +2691,7 @@
             <w:pPr>
               <w:spacing w:after="200"/>
               <w:rPr>
-                <w:rFonts w:ascii="Cairo" w:eastAsia="Calibri" w:hAnsi="Cairo" w:cs="Cairo"/>
+                <w:rFonts w:ascii="Tahoma" w:eastAsia="Tahoma" w:hAnsi="Tahoma" w:cs="Tahoma"/>
                 <w:sz w:val="18"/>
                 <w:szCs w:val="18"/>
               </w:rPr>
@@ -2713,14 +2713,14 @@
               <w:spacing w:after="200"/>
               <w:jc w:val="right"/>
               <w:rPr>
-                <w:rFonts w:ascii="Cairo" w:eastAsia="Calibri" w:hAnsi="Cairo" w:cs="Cairo"/>
-                <w:sz w:val="18"/>
-                <w:szCs w:val="18"/>
-              </w:rPr>
-            </w:pPr>
-            <w:r>
-              <w:rPr>
-                <w:rFonts w:ascii="Cairo" w:eastAsia="Calibri" w:hAnsi="Cairo" w:cs="Cairo"/>
+                <w:rFonts w:ascii="Tahoma" w:eastAsia="Tahoma" w:hAnsi="Tahoma" w:cs="Tahoma"/>
+                <w:sz w:val="18"/>
+                <w:szCs w:val="18"/>
+              </w:rPr>
+            </w:pPr>
+            <w:r>
+              <w:rPr>
+                <w:rFonts w:ascii="Tahoma" w:eastAsia="Tahoma" w:hAnsi="Tahoma" w:cs="Tahoma"/>
                 <w:sz w:val="18"/>
                 <w:szCs w:val="18"/>
               </w:rPr>
@@ -2738,14 +2738,14 @@
               <w:spacing w:after="200"/>
               <w:jc w:val="center"/>
               <w:rPr>
-                <w:rFonts w:ascii="Cairo" w:eastAsia="Calibri" w:hAnsi="Cairo" w:cs="Cairo"/>
-                <w:sz w:val="18"/>
-                <w:szCs w:val="18"/>
-              </w:rPr>
-            </w:pPr>
-            <w:r>
-              <w:rPr>
-                <w:rFonts w:ascii="Cairo" w:eastAsia="Calibri" w:hAnsi="Cairo" w:cs="Cairo"/>
+                <w:rFonts w:ascii="Tahoma" w:eastAsia="Tahoma" w:hAnsi="Tahoma" w:cs="Tahoma"/>
+                <w:sz w:val="18"/>
+                <w:szCs w:val="18"/>
+              </w:rPr>
+            </w:pPr>
+            <w:r>
+              <w:rPr>
+                <w:rFonts w:ascii="Tahoma" w:eastAsia="Tahoma" w:hAnsi="Tahoma" w:cs="Tahoma"/>
                 <w:sz w:val="18"/>
                 <w:szCs w:val="18"/>
               </w:rPr>
@@ -2762,7 +2762,7 @@
             <w:pPr>
               <w:spacing w:after="200"/>
               <w:rPr>
-                <w:rFonts w:ascii="Cairo" w:eastAsia="Calibri" w:hAnsi="Cairo" w:cs="Cairo"/>
+                <w:rFonts w:ascii="Tahoma" w:eastAsia="Tahoma" w:hAnsi="Tahoma" w:cs="Tahoma"/>
                 <w:color w:val="FFFFFF" w:themeColor="background1"/>
                 <w:sz w:val="18"/>
                 <w:szCs w:val="18"/>
@@ -2786,15 +2786,15 @@
               <w:spacing w:after="200"/>
               <w:jc w:val="center"/>
               <w:rPr>
-                <w:rFonts w:ascii="Cairo" w:eastAsia="Calibri" w:hAnsi="Cairo" w:cs="Cairo"/>
-                <w:color w:val="FFFFFF" w:themeColor="background1"/>
-                <w:sz w:val="18"/>
-                <w:szCs w:val="18"/>
-              </w:rPr>
-            </w:pPr>
-            <w:r>
-              <w:rPr>
-                <w:rFonts w:ascii="Cairo" w:eastAsia="Calibri" w:hAnsi="Cairo" w:cs="Cairo"/>
+                <w:rFonts w:ascii="Tahoma" w:eastAsia="Tahoma" w:hAnsi="Tahoma" w:cs="Tahoma"/>
+                <w:color w:val="FFFFFF" w:themeColor="background1"/>
+                <w:sz w:val="18"/>
+                <w:szCs w:val="18"/>
+              </w:rPr>
+            </w:pPr>
+            <w:r>
+              <w:rPr>
+                <w:rFonts w:ascii="Tahoma" w:eastAsia="Tahoma" w:hAnsi="Tahoma" w:cs="Tahoma"/>
                 <w:color w:val="FFFFFF" w:themeColor="background1"/>
                 <w:sz w:val="18"/>
                 <w:szCs w:val="18"/>
@@ -2818,34 +2818,34 @@
             <w:pPr>
               <w:spacing w:after="200"/>
               <w:rPr>
-                <w:rFonts w:ascii="Cairo" w:eastAsia="Calibri" w:hAnsi="Cairo" w:cs="Cairo"/>
-                <w:sz w:val="18"/>
-                <w:szCs w:val="18"/>
-              </w:rPr>
-            </w:pPr>
-          </w:p>
-          <w:p>
-            <w:pPr>
-              <w:rPr>
-                <w:rFonts w:ascii="Cairo" w:eastAsia="Calibri" w:hAnsi="Cairo" w:cs="Cairo"/>
-                <w:sz w:val="18"/>
-                <w:szCs w:val="18"/>
-              </w:rPr>
-            </w:pPr>
-          </w:p>
-          <w:p>
-            <w:pPr>
-              <w:rPr>
-                <w:rFonts w:ascii="Cairo" w:eastAsia="Calibri" w:hAnsi="Cairo" w:cs="Cairo"/>
-                <w:sz w:val="18"/>
-                <w:szCs w:val="18"/>
-              </w:rPr>
-            </w:pPr>
-          </w:p>
-          <w:p>
-            <w:pPr>
-              <w:rPr>
-                <w:rFonts w:ascii="Cairo" w:eastAsia="Calibri" w:hAnsi="Cairo" w:cs="Cairo"/>
+                <w:rFonts w:ascii="Tahoma" w:eastAsia="Tahoma" w:hAnsi="Tahoma" w:cs="Tahoma"/>
+                <w:sz w:val="18"/>
+                <w:szCs w:val="18"/>
+              </w:rPr>
+            </w:pPr>
+          </w:p>
+          <w:p>
+            <w:pPr>
+              <w:rPr>
+                <w:rFonts w:ascii="Tahoma" w:eastAsia="Tahoma" w:hAnsi="Tahoma" w:cs="Tahoma"/>
+                <w:sz w:val="18"/>
+                <w:szCs w:val="18"/>
+              </w:rPr>
+            </w:pPr>
+          </w:p>
+          <w:p>
+            <w:pPr>
+              <w:rPr>
+                <w:rFonts w:ascii="Tahoma" w:eastAsia="Tahoma" w:hAnsi="Tahoma" w:cs="Tahoma"/>
+                <w:sz w:val="18"/>
+                <w:szCs w:val="18"/>
+              </w:rPr>
+            </w:pPr>
+          </w:p>
+          <w:p>
+            <w:pPr>
+              <w:rPr>
+                <w:rFonts w:ascii="Tahoma" w:eastAsia="Tahoma" w:hAnsi="Tahoma" w:cs="Tahoma"/>
                 <w:sz w:val="18"/>
                 <w:szCs w:val="18"/>
               </w:rPr>
@@ -2857,14 +2857,14 @@
                 <w:tab w:val="left" w:pos="5609"/>
               </w:tabs>
               <w:rPr>
-                <w:rFonts w:ascii="Cairo" w:eastAsia="Calibri" w:hAnsi="Cairo" w:cs="Cairo"/>
-                <w:sz w:val="18"/>
-                <w:szCs w:val="18"/>
-              </w:rPr>
-            </w:pPr>
-            <w:r>
-              <w:rPr>
-                <w:rFonts w:ascii="Cairo" w:eastAsia="Calibri" w:hAnsi="Cairo" w:cs="Cairo"/>
+                <w:rFonts w:ascii="Tahoma" w:eastAsia="Tahoma" w:hAnsi="Tahoma" w:cs="Tahoma"/>
+                <w:sz w:val="18"/>
+                <w:szCs w:val="18"/>
+              </w:rPr>
+            </w:pPr>
+            <w:r>
+              <w:rPr>
+                <w:rFonts w:ascii="Tahoma" w:eastAsia="Tahoma" w:hAnsi="Tahoma" w:cs="Tahoma"/>
                 <w:sz w:val="18"/>
                 <w:szCs w:val="18"/>
               </w:rPr>
@@ -2903,15 +2903,15 @@
             <w:pPr>
               <w:spacing w:after="200"/>
               <w:rPr>
-                <w:rFonts w:ascii="Cairo" w:eastAsia="Calibri" w:hAnsi="Cairo" w:cs="Cairo"/>
-                <w:color w:val="FFFFFF" w:themeColor="background1"/>
-                <w:sz w:val="18"/>
-                <w:szCs w:val="18"/>
-              </w:rPr>
-            </w:pPr>
-            <w:r>
-              <w:rPr>
-                <w:rFonts w:ascii="Cairo" w:eastAsia="Calibri" w:hAnsi="Cairo" w:cs="Cairo"/>
+                <w:rFonts w:ascii="Tahoma" w:eastAsia="Tahoma" w:hAnsi="Tahoma" w:cs="Tahoma"/>
+                <w:color w:val="FFFFFF" w:themeColor="background1"/>
+                <w:sz w:val="18"/>
+                <w:szCs w:val="18"/>
+              </w:rPr>
+            </w:pPr>
+            <w:r>
+              <w:rPr>
+                <w:rFonts w:ascii="Tahoma" w:eastAsia="Tahoma" w:hAnsi="Tahoma" w:cs="Tahoma"/>
                 <w:color w:val="FFFFFF" w:themeColor="background1"/>
                 <w:sz w:val="18"/>
                 <w:szCs w:val="18"/>
@@ -2928,14 +2928,14 @@
             <w:pPr>
               <w:spacing w:after="200"/>
               <w:rPr>
-                <w:rFonts w:ascii="Cairo" w:eastAsia="Calibri" w:hAnsi="Cairo" w:cs="Cairo"/>
-                <w:sz w:val="18"/>
-                <w:szCs w:val="18"/>
-              </w:rPr>
-            </w:pPr>
-            <w:r>
-              <w:rPr>
-                <w:rFonts w:ascii="Cairo" w:eastAsia="Calibri" w:hAnsi="Cairo" w:cs="Cairo"/>
+                <w:rFonts w:ascii="Tahoma" w:eastAsia="Tahoma" w:hAnsi="Tahoma" w:cs="Tahoma"/>
+                <w:sz w:val="18"/>
+                <w:szCs w:val="18"/>
+              </w:rPr>
+            </w:pPr>
+            <w:r>
+              <w:rPr>
+                <w:rFonts w:ascii="Tahoma" w:eastAsia="Tahoma" w:hAnsi="Tahoma" w:cs="Tahoma"/>
                 <w:sz w:val="18"/>
                 <w:szCs w:val="18"/>
               </w:rPr>
@@ -2951,14 +2951,14 @@
             <w:pPr>
               <w:spacing w:after="200"/>
               <w:rPr>
-                <w:rFonts w:ascii="Cairo" w:eastAsia="Calibri" w:hAnsi="Cairo" w:cs="Cairo"/>
-                <w:sz w:val="18"/>
-                <w:szCs w:val="18"/>
-              </w:rPr>
-            </w:pPr>
-            <w:r>
-              <w:rPr>
-                <w:rFonts w:ascii="Cairo" w:eastAsia="Calibri" w:hAnsi="Cairo" w:cs="Cairo"/>
+                <w:rFonts w:ascii="Tahoma" w:eastAsia="Tahoma" w:hAnsi="Tahoma" w:cs="Tahoma"/>
+                <w:sz w:val="18"/>
+                <w:szCs w:val="18"/>
+              </w:rPr>
+            </w:pPr>
+            <w:r>
+              <w:rPr>
+                <w:rFonts w:ascii="Tahoma" w:eastAsia="Tahoma" w:hAnsi="Tahoma" w:cs="Tahoma"/>
                 <w:sz w:val="18"/>
                 <w:szCs w:val="18"/>
               </w:rPr>
@@ -2974,14 +2974,14 @@
             <w:pPr>
               <w:spacing w:after="200"/>
               <w:rPr>
-                <w:rFonts w:ascii="Cairo" w:eastAsia="Calibri" w:hAnsi="Cairo" w:cs="Cairo"/>
-                <w:sz w:val="18"/>
-                <w:szCs w:val="18"/>
-              </w:rPr>
-            </w:pPr>
-            <w:r>
-              <w:rPr>
-                <w:rFonts w:ascii="Cairo" w:eastAsia="Calibri" w:hAnsi="Cairo" w:cs="Cairo"/>
+                <w:rFonts w:ascii="Tahoma" w:eastAsia="Tahoma" w:hAnsi="Tahoma" w:cs="Tahoma"/>
+                <w:sz w:val="18"/>
+                <w:szCs w:val="18"/>
+              </w:rPr>
+            </w:pPr>
+            <w:r>
+              <w:rPr>
+                <w:rFonts w:ascii="Tahoma" w:eastAsia="Tahoma" w:hAnsi="Tahoma" w:cs="Tahoma"/>
                 <w:sz w:val="18"/>
                 <w:szCs w:val="18"/>
               </w:rPr>
@@ -2997,14 +2997,14 @@
             <w:pPr>
               <w:spacing w:after="200"/>
               <w:rPr>
-                <w:rFonts w:ascii="Cairo" w:eastAsia="Calibri" w:hAnsi="Cairo" w:cs="Cairo"/>
-                <w:sz w:val="18"/>
-                <w:szCs w:val="18"/>
-              </w:rPr>
-            </w:pPr>
-            <w:r>
-              <w:rPr>
-                <w:rFonts w:ascii="Cairo" w:eastAsia="Calibri" w:hAnsi="Cairo" w:cs="Cairo"/>
+                <w:rFonts w:ascii="Tahoma" w:eastAsia="Tahoma" w:hAnsi="Tahoma" w:cs="Tahoma"/>
+                <w:sz w:val="18"/>
+                <w:szCs w:val="18"/>
+              </w:rPr>
+            </w:pPr>
+            <w:r>
+              <w:rPr>
+                <w:rFonts w:ascii="Tahoma" w:eastAsia="Tahoma" w:hAnsi="Tahoma" w:cs="Tahoma"/>
                 <w:sz w:val="18"/>
                 <w:szCs w:val="18"/>
               </w:rPr>
@@ -3027,15 +3027,15 @@
             <w:pPr>
               <w:spacing w:after="200"/>
               <w:rPr>
-                <w:rFonts w:ascii="Cairo" w:eastAsia="Calibri" w:hAnsi="Cairo" w:cs="Cairo"/>
-                <w:color w:val="FFFFFF" w:themeColor="background1"/>
-                <w:sz w:val="18"/>
-                <w:szCs w:val="18"/>
-              </w:rPr>
-            </w:pPr>
-            <w:r>
-              <w:rPr>
-                <w:rFonts w:ascii="Cairo" w:eastAsia="Calibri" w:hAnsi="Cairo" w:cs="Cairo"/>
+                <w:rFonts w:ascii="Tahoma" w:eastAsia="Tahoma" w:hAnsi="Tahoma" w:cs="Tahoma"/>
+                <w:color w:val="FFFFFF" w:themeColor="background1"/>
+                <w:sz w:val="18"/>
+                <w:szCs w:val="18"/>
+              </w:rPr>
+            </w:pPr>
+            <w:r>
+              <w:rPr>
+                <w:rFonts w:ascii="Tahoma" w:eastAsia="Tahoma" w:hAnsi="Tahoma" w:cs="Tahoma"/>
                 <w:color w:val="FFFFFF" w:themeColor="background1"/>
                 <w:sz w:val="18"/>
                 <w:szCs w:val="18"/>
@@ -3044,7 +3044,7 @@
             </w:r>
             <w:r>
               <w:rPr>
-                <w:rFonts w:ascii="Cairo" w:eastAsia="Calibri" w:hAnsi="Cairo" w:cs="Cairo"/>
+                <w:rFonts w:ascii="Tahoma" w:eastAsia="Tahoma" w:hAnsi="Tahoma" w:cs="Tahoma"/>
                 <w:color w:val="FFFFFF" w:themeColor="background1"/>
                 <w:sz w:val="18"/>
                 <w:szCs w:val="18"/>
@@ -3061,14 +3061,14 @@
             <w:pPr>
               <w:spacing w:after="200"/>
               <w:rPr>
-                <w:rFonts w:ascii="Cairo" w:eastAsia="Calibri" w:hAnsi="Cairo" w:cs="Cairo"/>
-                <w:sz w:val="18"/>
-                <w:szCs w:val="18"/>
-              </w:rPr>
-            </w:pPr>
-            <w:r>
-              <w:rPr>
-                <w:rFonts w:ascii="Cairo" w:eastAsia="Calibri" w:hAnsi="Cairo" w:cs="Cairo"/>
+                <w:rFonts w:ascii="Tahoma" w:eastAsia="Tahoma" w:hAnsi="Tahoma" w:cs="Tahoma"/>
+                <w:sz w:val="18"/>
+                <w:szCs w:val="18"/>
+              </w:rPr>
+            </w:pPr>
+            <w:r>
+              <w:rPr>
+                <w:rFonts w:ascii="Tahoma" w:eastAsia="Tahoma" w:hAnsi="Tahoma" w:cs="Tahoma"/>
                 <w:sz w:val="18"/>
                 <w:szCs w:val="18"/>
               </w:rPr>
@@ -3084,14 +3084,14 @@
             <w:pPr>
               <w:spacing w:after="200"/>
               <w:rPr>
-                <w:rFonts w:ascii="Cairo" w:eastAsia="Calibri" w:hAnsi="Cairo" w:cs="Cairo"/>
-                <w:sz w:val="18"/>
-                <w:szCs w:val="18"/>
-              </w:rPr>
-            </w:pPr>
-            <w:r>
-              <w:rPr>
-                <w:rFonts w:ascii="Cairo" w:eastAsia="Calibri" w:hAnsi="Cairo" w:cs="Cairo"/>
+                <w:rFonts w:ascii="Tahoma" w:eastAsia="Tahoma" w:hAnsi="Tahoma" w:cs="Tahoma"/>
+                <w:sz w:val="18"/>
+                <w:szCs w:val="18"/>
+              </w:rPr>
+            </w:pPr>
+            <w:r>
+              <w:rPr>
+                <w:rFonts w:ascii="Tahoma" w:eastAsia="Tahoma" w:hAnsi="Tahoma" w:cs="Tahoma"/>
                 <w:sz w:val="18"/>
                 <w:szCs w:val="18"/>
               </w:rPr>
@@ -3107,14 +3107,14 @@
             <w:pPr>
               <w:spacing w:after="200"/>
               <w:rPr>
-                <w:rFonts w:ascii="Cairo" w:eastAsia="Calibri" w:hAnsi="Cairo" w:cs="Cairo"/>
-                <w:sz w:val="18"/>
-                <w:szCs w:val="18"/>
-              </w:rPr>
-            </w:pPr>
-            <w:r>
-              <w:rPr>
-                <w:rFonts w:ascii="Cairo" w:eastAsia="Calibri" w:hAnsi="Cairo" w:cs="Cairo"/>
+                <w:rFonts w:ascii="Tahoma" w:eastAsia="Tahoma" w:hAnsi="Tahoma" w:cs="Tahoma"/>
+                <w:sz w:val="18"/>
+                <w:szCs w:val="18"/>
+              </w:rPr>
+            </w:pPr>
+            <w:r>
+              <w:rPr>
+                <w:rFonts w:ascii="Tahoma" w:eastAsia="Tahoma" w:hAnsi="Tahoma" w:cs="Tahoma"/>
                 <w:sz w:val="18"/>
                 <w:szCs w:val="18"/>
               </w:rPr>
@@ -3130,14 +3130,14 @@
             <w:pPr>
               <w:spacing w:after="200"/>
               <w:rPr>
-                <w:rFonts w:ascii="Cairo" w:eastAsia="Calibri" w:hAnsi="Cairo" w:cs="Cairo"/>
-                <w:sz w:val="18"/>
-                <w:szCs w:val="18"/>
-              </w:rPr>
-            </w:pPr>
-            <w:r>
-              <w:rPr>
-                <w:rFonts w:ascii="Cairo" w:eastAsia="Calibri" w:hAnsi="Cairo" w:cs="Cairo"/>
+                <w:rFonts w:ascii="Tahoma" w:eastAsia="Tahoma" w:hAnsi="Tahoma" w:cs="Tahoma"/>
+                <w:sz w:val="18"/>
+                <w:szCs w:val="18"/>
+              </w:rPr>
+            </w:pPr>
+            <w:r>
+              <w:rPr>
+                <w:rFonts w:ascii="Tahoma" w:eastAsia="Tahoma" w:hAnsi="Tahoma" w:cs="Tahoma"/>
                 <w:sz w:val="18"/>
                 <w:szCs w:val="18"/>
               </w:rPr>
@@ -3261,7 +3261,7 @@
       <w:pStyle w:val="Header"/>
       <w:jc w:val="center"/>
       <w:rPr>
-        <w:rFonts w:ascii="Readex Pro Medium" w:hAnsi="Readex Pro Medium" w:cs="Readex Pro Medium"/>
+        <w:rFonts w:ascii="Tahoma" w:hAnsi="Tahoma" w:cs="Tahoma"/>
         <w:b/>
         <w:bCs/>
         <w:sz w:val="36"/>
@@ -3427,7 +3427,7 @@
     </w:r>
     <w:r>
       <w:rPr>
-        <w:rFonts w:ascii="Readex Pro Medium" w:hAnsi="Readex Pro Medium" w:cs="Readex Pro Medium"/>
+        <w:rFonts w:ascii="Tahoma" w:hAnsi="Tahoma" w:cs="Tahoma"/>
         <w:b/>
         <w:bCs/>
         <w:sz w:val="36"/>
@@ -3464,7 +3464,7 @@
         <w:kern w:val="2"/>
         <w:sz w:val="24"/>
         <w:szCs w:val="24"/>
-        <w:lang w:val="en-US" w:eastAsia="en-US" w:bidi="ar-SA"/>
+        <w:lang w:val="en-US" w:eastAsia="Tahoma" w:bidi="ar-SA"/>
         <w14:ligatures w14:val="standardContextual"/>
       </w:rPr>
     </w:rPrDefault>
@@ -4579,7 +4579,7 @@
     </a:clrScheme>
     <a:fontScheme name="Office">
       <a:majorFont>
-        <a:latin typeface="Aptos Display" panose="02110004020202020204"/>
+        <a:latin typeface="Tahoma" panose="02110004020202020204"/>
         <a:ea typeface=""/>
         <a:cs typeface=""/>
         <a:font script="Jpan" typeface="游ゴシック Light"/>
@@ -4631,7 +4631,7 @@
         <a:font script="Tfng" typeface="Ebrima"/>
       </a:majorFont>
       <a:minorFont>
-        <a:latin typeface="Aptos" panose="02110004020202020204"/>
+        <a:latin typeface="Tahoma" panose="02110004020202020204"/>
         <a:ea typeface=""/>
         <a:cs typeface=""/>
         <a:font script="Jpan" typeface="游明朝"/>
